--- a/MusicAppDocumentation.docx
+++ b/MusicAppDocumentation.docx
@@ -459,16 +459,828 @@
         </w:rPr>
         <w:t>я прави по-лесна за използване , в сравенение със системите , които имат единствено опцията за писане на команди.</w:t>
       </w:r>
+    </w:p>
+    <w:p>
+      <w:pPr>
+        <w:rPr>
+          <w:sz w:val="32"/>
+          <w:szCs w:val="32"/>
+        </w:rPr>
+      </w:pPr>
+    </w:p>
+    <w:p>
+      <w:pPr>
+        <w:rPr>
+          <w:sz w:val="52"/>
+          <w:szCs w:val="52"/>
+        </w:rPr>
+      </w:pPr>
+      <w:r>
+        <w:rPr>
+          <w:sz w:val="52"/>
+          <w:szCs w:val="52"/>
+          <w:lang w:val="en-US"/>
+        </w:rPr>
+        <w:t>3</w:t>
+      </w:r>
+      <w:r>
+        <w:rPr>
+          <w:sz w:val="52"/>
+          <w:szCs w:val="52"/>
+          <w:lang w:val="en-US"/>
+        </w:rPr>
+        <w:t>.</w:t>
+      </w:r>
+      <w:r>
+        <w:rPr>
+          <w:sz w:val="52"/>
+          <w:szCs w:val="52"/>
+        </w:rPr>
+        <w:t xml:space="preserve"> </w:t>
+      </w:r>
+      <w:r>
+        <w:rPr>
+          <w:sz w:val="52"/>
+          <w:szCs w:val="52"/>
+        </w:rPr>
+        <w:t>Избраната система за управление на проекта</w:t>
+      </w:r>
+    </w:p>
+    <w:p>
+      <w:pPr>
+        <w:rPr>
+          <w:sz w:val="52"/>
+          <w:szCs w:val="52"/>
+          <w:lang w:val="en-US"/>
+        </w:rPr>
+      </w:pPr>
+    </w:p>
+    <w:p>
+      <w:pPr>
+        <w:rPr>
+          <w:sz w:val="32"/>
+          <w:szCs w:val="32"/>
+        </w:rPr>
+      </w:pPr>
+    </w:p>
+    <w:p>
+      <w:pPr>
+        <w:rPr>
+          <w:sz w:val="52"/>
+          <w:szCs w:val="52"/>
+        </w:rPr>
+      </w:pPr>
+      <w:r>
+        <w:rPr>
+          <w:sz w:val="52"/>
+          <w:szCs w:val="52"/>
+          <w:lang w:val="en-US"/>
+        </w:rPr>
+        <w:t xml:space="preserve">4.Web </w:t>
+      </w:r>
+      <w:r>
+        <w:rPr>
+          <w:sz w:val="52"/>
+          <w:szCs w:val="52"/>
+        </w:rPr>
+        <w:t>Приложение</w:t>
+      </w:r>
+    </w:p>
+    <w:p>
+      <w:pPr>
+        <w:rPr>
+          <w:sz w:val="32"/>
+          <w:szCs w:val="32"/>
+          <w:lang w:val="en-US"/>
+        </w:rPr>
+      </w:pPr>
+      <w:r>
+        <w:rPr>
+          <w:sz w:val="32"/>
+          <w:szCs w:val="32"/>
+        </w:rPr>
+        <w:t xml:space="preserve">Проектът е под формата на </w:t>
+      </w:r>
+      <w:r>
+        <w:rPr>
+          <w:sz w:val="32"/>
+          <w:szCs w:val="32"/>
+          <w:lang w:val="en-US"/>
+        </w:rPr>
+        <w:t xml:space="preserve">Web </w:t>
+      </w:r>
+      <w:r>
+        <w:rPr>
+          <w:sz w:val="32"/>
+          <w:szCs w:val="32"/>
+        </w:rPr>
+        <w:t xml:space="preserve">приложение . Това е поради използваната технология </w:t>
+      </w:r>
+      <w:r>
+        <w:rPr>
+          <w:sz w:val="32"/>
+          <w:szCs w:val="32"/>
+          <w:lang w:val="en-US"/>
+        </w:rPr>
+        <w:t xml:space="preserve">.NET Web App </w:t>
+      </w:r>
+      <w:r>
+        <w:rPr>
+          <w:sz w:val="32"/>
+          <w:szCs w:val="32"/>
+        </w:rPr>
+        <w:t xml:space="preserve">със структура </w:t>
+      </w:r>
+      <w:r>
+        <w:rPr>
+          <w:sz w:val="32"/>
+          <w:szCs w:val="32"/>
+          <w:lang w:val="en-US"/>
+        </w:rPr>
+        <w:t>MVC (Model View Controller).</w:t>
+      </w:r>
+    </w:p>
+    <w:p>
+      <w:pPr>
+        <w:rPr>
+          <w:sz w:val="32"/>
+          <w:szCs w:val="32"/>
+          <w:lang w:val="en-US"/>
+        </w:rPr>
+      </w:pPr>
+    </w:p>
+    <w:p>
+      <w:pPr>
+        <w:rPr>
+          <w:sz w:val="52"/>
+          <w:szCs w:val="52"/>
+        </w:rPr>
+      </w:pPr>
+      <w:r>
+        <w:rPr>
+          <w:sz w:val="52"/>
+          <w:szCs w:val="52"/>
+        </w:rPr>
+        <w:lastRenderedPageBreak/>
+        <w:t>5.Използвани функционалности</w:t>
+      </w:r>
+    </w:p>
+    <w:p>
+      <w:pPr>
+        <w:rPr>
+          <w:sz w:val="32"/>
+          <w:szCs w:val="32"/>
+        </w:rPr>
+      </w:pPr>
+      <w:r>
+        <w:rPr>
+          <w:sz w:val="32"/>
+          <w:szCs w:val="32"/>
+        </w:rPr>
+        <w:t xml:space="preserve">Приложението дава възможност на потребителите да добавят , променят и изтриват песни . След като една песен е добавена , тя може да се види в </w:t>
+      </w:r>
+      <w:r>
+        <w:rPr>
+          <w:sz w:val="32"/>
+          <w:szCs w:val="32"/>
+          <w:lang w:val="en-US"/>
+        </w:rPr>
+        <w:t>Home Page-</w:t>
+      </w:r>
+      <w:r>
+        <w:rPr>
+          <w:sz w:val="32"/>
+          <w:szCs w:val="32"/>
+        </w:rPr>
+        <w:t xml:space="preserve">а на приложението , от където също може да се ходи директно в </w:t>
+      </w:r>
+      <w:r>
+        <w:rPr>
+          <w:sz w:val="32"/>
+          <w:szCs w:val="32"/>
+          <w:lang w:val="en-US"/>
+        </w:rPr>
+        <w:t xml:space="preserve">Wikipedia  </w:t>
+      </w:r>
+      <w:r>
+        <w:rPr>
+          <w:sz w:val="32"/>
+          <w:szCs w:val="32"/>
+        </w:rPr>
+        <w:t xml:space="preserve">и </w:t>
+      </w:r>
+      <w:r>
+        <w:rPr>
+          <w:sz w:val="32"/>
+          <w:szCs w:val="32"/>
+          <w:lang w:val="en-US"/>
+        </w:rPr>
+        <w:t xml:space="preserve">Youtube </w:t>
+      </w:r>
+      <w:r>
+        <w:rPr>
+          <w:sz w:val="32"/>
+          <w:szCs w:val="32"/>
+        </w:rPr>
+        <w:t>страниците на песента ( ако са добавени адресите към данните на песента).</w:t>
+      </w:r>
+    </w:p>
+    <w:p>
+      <w:pPr>
+        <w:rPr>
+          <w:sz w:val="32"/>
+          <w:szCs w:val="32"/>
+        </w:rPr>
+      </w:pPr>
+    </w:p>
+    <w:p>
+      <w:pPr>
+        <w:rPr>
+          <w:rStyle w:val="normaltextrun"/>
+          <w:sz w:val="52"/>
+          <w:szCs w:val="52"/>
+          <w:lang w:val="ru-RU"/>
+        </w:rPr>
+      </w:pPr>
+      <w:r>
+        <w:rPr>
+          <w:sz w:val="52"/>
+          <w:szCs w:val="52"/>
+        </w:rPr>
+        <w:t>6.</w:t>
+      </w:r>
+      <w:r>
+        <w:rPr>
+          <w:rStyle w:val="ListParagraph"/>
+          <w:lang w:val="ru-RU"/>
+        </w:rPr>
+        <w:t xml:space="preserve"> </w:t>
+      </w:r>
+      <w:r>
+        <w:rPr>
+          <w:rStyle w:val="normaltextrun"/>
+          <w:sz w:val="52"/>
+          <w:szCs w:val="52"/>
+          <w:lang w:val="ru-RU"/>
+        </w:rPr>
+        <w:t>Обосновка и разяснения към избраната методология за разработка на софтуера</w:t>
+      </w:r>
+    </w:p>
+    <w:p>
+      <w:pPr>
+        <w:rPr>
+          <w:sz w:val="32"/>
+          <w:szCs w:val="32"/>
+          <w:lang w:val="en-US"/>
+        </w:rPr>
+      </w:pPr>
+      <w:r>
+        <w:rPr>
+          <w:sz w:val="32"/>
+          <w:szCs w:val="32"/>
+        </w:rPr>
+        <w:t xml:space="preserve">Използваната методология е </w:t>
+      </w:r>
+      <w:r>
+        <w:rPr>
+          <w:sz w:val="32"/>
+          <w:szCs w:val="32"/>
+          <w:lang w:val="en-US"/>
+        </w:rPr>
+        <w:t xml:space="preserve">Kanban . </w:t>
+      </w:r>
+    </w:p>
+    <w:p>
+      <w:pPr>
+        <w:rPr>
+          <w:sz w:val="32"/>
+          <w:szCs w:val="32"/>
+          <w:lang w:val="en-US"/>
+        </w:rPr>
+      </w:pPr>
+    </w:p>
+    <w:p>
+      <w:pPr>
+        <w:rPr>
+          <w:sz w:val="32"/>
+          <w:szCs w:val="32"/>
+          <w:lang w:val="en-US"/>
+        </w:rPr>
+      </w:pPr>
+    </w:p>
+    <w:p>
+      <w:pPr>
+        <w:rPr>
+          <w:rStyle w:val="normaltextrun"/>
+          <w:sz w:val="52"/>
+          <w:szCs w:val="52"/>
+          <w:lang w:val="ru-RU"/>
+        </w:rPr>
+      </w:pPr>
+      <w:r>
+        <w:rPr>
+          <w:rStyle w:val="normaltextrun"/>
+          <w:sz w:val="52"/>
+          <w:szCs w:val="52"/>
+          <w:lang w:val="en-US"/>
+        </w:rPr>
+        <w:t>7.</w:t>
+      </w:r>
+      <w:r>
+        <w:rPr>
+          <w:rStyle w:val="normaltextrun"/>
+          <w:sz w:val="52"/>
+          <w:szCs w:val="52"/>
+        </w:rPr>
+        <w:t>И</w:t>
+      </w:r>
+      <w:r>
+        <w:rPr>
+          <w:rStyle w:val="normaltextrun"/>
+          <w:sz w:val="52"/>
+          <w:szCs w:val="52"/>
+          <w:lang w:val="ru-RU"/>
+        </w:rPr>
+        <w:t xml:space="preserve">збор на програмни средства за реализацията </w:t>
+      </w:r>
+    </w:p>
+    <w:p>
+      <w:pPr>
+        <w:rPr>
+          <w:rStyle w:val="normaltextrun"/>
+          <w:sz w:val="32"/>
+          <w:szCs w:val="32"/>
+        </w:rPr>
+      </w:pPr>
+      <w:r>
+        <w:rPr>
+          <w:rStyle w:val="normaltextrun"/>
+          <w:sz w:val="32"/>
+          <w:szCs w:val="32"/>
+          <w:lang w:val="ru-RU"/>
+        </w:rPr>
+        <w:t xml:space="preserve">Избраният програмен език за проекта е </w:t>
+      </w:r>
+      <w:r>
+        <w:rPr>
+          <w:rStyle w:val="normaltextrun"/>
+          <w:sz w:val="32"/>
+          <w:szCs w:val="32"/>
+          <w:lang w:val="en-US"/>
+        </w:rPr>
+        <w:t xml:space="preserve">C# , </w:t>
+      </w:r>
+      <w:r>
+        <w:rPr>
+          <w:rStyle w:val="normaltextrun"/>
+          <w:sz w:val="32"/>
+          <w:szCs w:val="32"/>
+        </w:rPr>
+        <w:t xml:space="preserve">а избраната среда за разработка е </w:t>
+      </w:r>
+      <w:r>
+        <w:rPr>
+          <w:rStyle w:val="normaltextrun"/>
+          <w:sz w:val="32"/>
+          <w:szCs w:val="32"/>
+          <w:lang w:val="en-US"/>
+        </w:rPr>
+        <w:t xml:space="preserve">Microsoft Visual Studio . </w:t>
+      </w:r>
+      <w:r>
+        <w:rPr>
+          <w:rStyle w:val="normaltextrun"/>
+          <w:sz w:val="32"/>
+          <w:szCs w:val="32"/>
+        </w:rPr>
+        <w:t xml:space="preserve">Причинините за избора са , че </w:t>
+      </w:r>
+      <w:r>
+        <w:rPr>
+          <w:rStyle w:val="normaltextrun"/>
+          <w:sz w:val="32"/>
+          <w:szCs w:val="32"/>
+          <w:lang w:val="en-US"/>
+        </w:rPr>
+        <w:t xml:space="preserve">Microsoft Visual Studio </w:t>
+      </w:r>
+      <w:r>
+        <w:rPr>
+          <w:rStyle w:val="normaltextrun"/>
+          <w:sz w:val="32"/>
+          <w:szCs w:val="32"/>
+        </w:rPr>
+        <w:t xml:space="preserve">е направено специално за използването на </w:t>
+      </w:r>
+      <w:r>
+        <w:rPr>
+          <w:rStyle w:val="normaltextrun"/>
+          <w:sz w:val="32"/>
+          <w:szCs w:val="32"/>
+          <w:lang w:val="en-US"/>
+        </w:rPr>
+        <w:t xml:space="preserve">C# , </w:t>
+      </w:r>
+      <w:r>
+        <w:rPr>
+          <w:rStyle w:val="normaltextrun"/>
+          <w:sz w:val="32"/>
+          <w:szCs w:val="32"/>
+        </w:rPr>
+        <w:t xml:space="preserve">а </w:t>
+      </w:r>
+      <w:r>
+        <w:rPr>
+          <w:rStyle w:val="normaltextrun"/>
+          <w:sz w:val="32"/>
+          <w:szCs w:val="32"/>
+          <w:lang w:val="en-US"/>
+        </w:rPr>
+        <w:t xml:space="preserve">C# </w:t>
+      </w:r>
+      <w:r>
+        <w:rPr>
+          <w:rStyle w:val="normaltextrun"/>
+          <w:sz w:val="32"/>
+          <w:szCs w:val="32"/>
+        </w:rPr>
+        <w:t xml:space="preserve">позволява достъпа до </w:t>
+      </w:r>
+      <w:r>
+        <w:rPr>
+          <w:rStyle w:val="normaltextrun"/>
+          <w:sz w:val="32"/>
+          <w:szCs w:val="32"/>
+          <w:lang w:val="en-US"/>
+        </w:rPr>
+        <w:t xml:space="preserve">.NET </w:t>
+      </w:r>
+      <w:r>
+        <w:rPr>
+          <w:rStyle w:val="normaltextrun"/>
+          <w:sz w:val="32"/>
+          <w:szCs w:val="32"/>
+        </w:rPr>
+        <w:t xml:space="preserve">библиотеките за създаване на </w:t>
+      </w:r>
+      <w:r>
+        <w:rPr>
+          <w:rStyle w:val="normaltextrun"/>
+          <w:sz w:val="32"/>
+          <w:szCs w:val="32"/>
+          <w:lang w:val="en-US"/>
+        </w:rPr>
+        <w:t xml:space="preserve">Web </w:t>
+      </w:r>
+      <w:r>
+        <w:rPr>
+          <w:rStyle w:val="normaltextrun"/>
+          <w:sz w:val="32"/>
+          <w:szCs w:val="32"/>
+        </w:rPr>
+        <w:t xml:space="preserve">апликации . Използваната среда за съхранение на базата данни е </w:t>
+      </w:r>
+      <w:r>
+        <w:rPr>
+          <w:rStyle w:val="normaltextrun"/>
+          <w:sz w:val="32"/>
+          <w:szCs w:val="32"/>
+          <w:lang w:val="en-US"/>
+        </w:rPr>
+        <w:t xml:space="preserve">Microsoft Server Management Studio , </w:t>
+      </w:r>
+      <w:r>
+        <w:rPr>
+          <w:rStyle w:val="normaltextrun"/>
+          <w:sz w:val="32"/>
+          <w:szCs w:val="32"/>
+        </w:rPr>
+        <w:t xml:space="preserve">поради това че функционира добре с </w:t>
+      </w:r>
+      <w:r>
+        <w:rPr>
+          <w:rStyle w:val="normaltextrun"/>
+          <w:sz w:val="32"/>
+          <w:szCs w:val="32"/>
+          <w:lang w:val="en-US"/>
+        </w:rPr>
+        <w:t xml:space="preserve">.NET </w:t>
+      </w:r>
+      <w:r>
+        <w:rPr>
+          <w:rStyle w:val="normaltextrun"/>
+          <w:sz w:val="32"/>
+          <w:szCs w:val="32"/>
+        </w:rPr>
+        <w:t xml:space="preserve">приложения (защото също е направена от </w:t>
+      </w:r>
+      <w:r>
+        <w:rPr>
+          <w:rStyle w:val="normaltextrun"/>
+          <w:sz w:val="32"/>
+          <w:szCs w:val="32"/>
+          <w:lang w:val="en-US"/>
+        </w:rPr>
+        <w:t>Microsoft).</w:t>
+      </w:r>
+      <w:r>
+        <w:rPr>
+          <w:rStyle w:val="normaltextrun"/>
+          <w:sz w:val="32"/>
+          <w:szCs w:val="32"/>
+        </w:rPr>
+        <w:t xml:space="preserve"> Използвани са също и езиците </w:t>
+      </w:r>
+      <w:r>
+        <w:rPr>
+          <w:rStyle w:val="normaltextrun"/>
+          <w:sz w:val="32"/>
+          <w:szCs w:val="32"/>
+          <w:lang w:val="en-US"/>
+        </w:rPr>
+        <w:t xml:space="preserve">JavaScript/Html/CSS , </w:t>
+      </w:r>
+      <w:r>
+        <w:rPr>
+          <w:rStyle w:val="normaltextrun"/>
+          <w:sz w:val="32"/>
+          <w:szCs w:val="32"/>
+        </w:rPr>
+        <w:t xml:space="preserve">защото те са стандартните програмни езици за работа с </w:t>
+      </w:r>
+      <w:r>
+        <w:rPr>
+          <w:rStyle w:val="normaltextrun"/>
+          <w:sz w:val="32"/>
+          <w:szCs w:val="32"/>
+          <w:lang w:val="en-US"/>
+        </w:rPr>
+        <w:t xml:space="preserve">Web </w:t>
+      </w:r>
+      <w:r>
+        <w:rPr>
+          <w:rStyle w:val="normaltextrun"/>
+          <w:sz w:val="32"/>
+          <w:szCs w:val="32"/>
+        </w:rPr>
+        <w:t>приложения и сайтове.</w:t>
+      </w:r>
+    </w:p>
+    <w:p>
+      <w:pPr>
+        <w:rPr>
+          <w:rStyle w:val="normaltextrun"/>
+          <w:sz w:val="32"/>
+          <w:szCs w:val="32"/>
+        </w:rPr>
+      </w:pPr>
+    </w:p>
+    <w:p>
+      <w:pPr>
+        <w:rPr>
+          <w:rStyle w:val="normaltextrun"/>
+          <w:sz w:val="52"/>
+          <w:szCs w:val="52"/>
+          <w:lang w:val="ru-RU"/>
+        </w:rPr>
+      </w:pPr>
+      <w:r>
+        <w:rPr>
+          <w:rStyle w:val="normaltextrun"/>
+          <w:sz w:val="52"/>
+          <w:szCs w:val="52"/>
+          <w:lang w:val="ru-RU"/>
+        </w:rPr>
+        <w:t>8.</w:t>
+      </w:r>
+      <w:r>
+        <w:rPr>
+          <w:rStyle w:val="normaltextrun"/>
+          <w:sz w:val="52"/>
+          <w:szCs w:val="52"/>
+          <w:lang w:val="ru-RU"/>
+        </w:rPr>
+        <w:t>С</w:t>
+      </w:r>
+      <w:r>
+        <w:rPr>
+          <w:rStyle w:val="normaltextrun"/>
+          <w:sz w:val="52"/>
+          <w:szCs w:val="52"/>
+          <w:lang w:val="ru-RU"/>
+        </w:rPr>
+        <w:t>тъпки, зависещи от конкретния подход за разработка</w:t>
+      </w:r>
+    </w:p>
+    <w:p>
+      <w:pPr>
+        <w:rPr>
+          <w:sz w:val="32"/>
+          <w:szCs w:val="32"/>
+          <w:lang w:val="en-US"/>
+        </w:rPr>
+      </w:pPr>
+      <w:r>
+        <w:rPr>
+          <w:rStyle w:val="normaltextrun"/>
+          <w:sz w:val="32"/>
+          <w:szCs w:val="32"/>
+          <w:lang w:val="ru-RU"/>
+        </w:rPr>
+        <w:t xml:space="preserve">Използваната за създаване на проекта </w:t>
+      </w:r>
+      <w:r>
+        <w:rPr>
+          <w:rStyle w:val="normaltextrun"/>
+          <w:sz w:val="32"/>
+          <w:szCs w:val="32"/>
+          <w:lang w:val="en-US"/>
+        </w:rPr>
+        <w:t xml:space="preserve">MVC </w:t>
+      </w:r>
+      <w:r>
+        <w:rPr>
+          <w:rStyle w:val="normaltextrun"/>
+          <w:sz w:val="32"/>
+          <w:szCs w:val="32"/>
+        </w:rPr>
+        <w:t>структура , изисква някои спецификации , за да може да функционира приложението. Трябва да се останови</w:t>
+      </w:r>
+      <w:r>
+        <w:rPr>
+          <w:rStyle w:val="normaltextrun"/>
+          <w:sz w:val="32"/>
+          <w:szCs w:val="32"/>
+          <w:lang w:val="en-US"/>
+        </w:rPr>
+        <w:t xml:space="preserve"> </w:t>
+      </w:r>
+      <w:r>
+        <w:rPr>
+          <w:rStyle w:val="normaltextrun"/>
+          <w:sz w:val="32"/>
+          <w:szCs w:val="32"/>
+        </w:rPr>
+        <w:t xml:space="preserve">връзка към базата данни </w:t>
+      </w:r>
+      <w:r>
+        <w:rPr>
+          <w:rStyle w:val="normaltextrun"/>
+          <w:sz w:val="32"/>
+          <w:szCs w:val="32"/>
+        </w:rPr>
+        <w:t xml:space="preserve"> , за да може да се съхраняват и взимат данните за песни в приложението . Трябва да се направят модели , чрез които се създават обекти . Нужни са контролери , които да съдържат логиката за работа с обектите направени от моделите . </w:t>
+      </w:r>
+      <w:r>
+        <w:rPr>
+          <w:rStyle w:val="normaltextrun"/>
+          <w:sz w:val="32"/>
+          <w:szCs w:val="32"/>
+          <w:lang w:val="en-US"/>
+        </w:rPr>
+        <w:t xml:space="preserve">ViewModels </w:t>
+      </w:r>
+      <w:r>
+        <w:rPr>
+          <w:rStyle w:val="normaltextrun"/>
+          <w:sz w:val="32"/>
+          <w:szCs w:val="32"/>
+        </w:rPr>
+        <w:t>са класове</w:t>
+      </w:r>
+      <w:r>
+        <w:rPr>
+          <w:rStyle w:val="normaltextrun"/>
+          <w:sz w:val="32"/>
+          <w:szCs w:val="32"/>
+        </w:rPr>
+        <w:t>, които се използват за да помагат с четенето</w:t>
+      </w:r>
+      <w:r>
+        <w:rPr>
+          <w:rStyle w:val="normaltextrun"/>
+          <w:sz w:val="32"/>
+          <w:szCs w:val="32"/>
+        </w:rPr>
+        <w:t xml:space="preserve"> и писането на данни в обектите</w:t>
+      </w:r>
+      <w:r>
+        <w:rPr>
+          <w:rStyle w:val="normaltextrun"/>
+          <w:sz w:val="32"/>
+          <w:szCs w:val="32"/>
+        </w:rPr>
+        <w:t xml:space="preserve">, като различните </w:t>
+      </w:r>
+      <w:r>
+        <w:rPr>
+          <w:rStyle w:val="normaltextrun"/>
+          <w:sz w:val="32"/>
+          <w:szCs w:val="32"/>
+          <w:lang w:val="en-US"/>
+        </w:rPr>
+        <w:t>ViewModel-</w:t>
+      </w:r>
+      <w:r>
+        <w:rPr>
+          <w:rStyle w:val="normaltextrun"/>
+          <w:sz w:val="32"/>
+          <w:szCs w:val="32"/>
+        </w:rPr>
+        <w:t>и имат различен подбор от данни</w:t>
+      </w:r>
+      <w:r>
+        <w:rPr>
+          <w:rStyle w:val="normaltextrun"/>
+          <w:sz w:val="32"/>
+          <w:szCs w:val="32"/>
+        </w:rPr>
+        <w:t xml:space="preserve">, които да използват за различни страници от </w:t>
+      </w:r>
+      <w:r>
+        <w:rPr>
+          <w:rStyle w:val="normaltextrun"/>
+          <w:sz w:val="32"/>
+          <w:szCs w:val="32"/>
+          <w:lang w:val="en-US"/>
+        </w:rPr>
+        <w:t xml:space="preserve">Web </w:t>
+      </w:r>
+      <w:r>
+        <w:rPr>
+          <w:rStyle w:val="normaltextrun"/>
+          <w:sz w:val="32"/>
+          <w:szCs w:val="32"/>
+        </w:rPr>
+        <w:t>приложението</w:t>
+      </w:r>
+      <w:r>
+        <w:rPr>
+          <w:rStyle w:val="normaltextrun"/>
+          <w:sz w:val="32"/>
+          <w:szCs w:val="32"/>
+        </w:rPr>
+        <w:t xml:space="preserve">. </w:t>
+      </w:r>
+      <w:r>
+        <w:rPr>
+          <w:rStyle w:val="normaltextrun"/>
+          <w:sz w:val="32"/>
+          <w:szCs w:val="32"/>
+          <w:lang w:val="en-US"/>
+        </w:rPr>
+        <w:t>View-</w:t>
+      </w:r>
+      <w:r>
+        <w:rPr>
+          <w:rStyle w:val="normaltextrun"/>
+          <w:sz w:val="32"/>
+          <w:szCs w:val="32"/>
+        </w:rPr>
+        <w:t xml:space="preserve">тата са структурите </w:t>
+      </w:r>
+      <w:r>
+        <w:rPr>
+          <w:rStyle w:val="normaltextrun"/>
+          <w:sz w:val="32"/>
+          <w:szCs w:val="32"/>
+        </w:rPr>
+        <w:t xml:space="preserve">на страниците в приложението. Те представляват </w:t>
+      </w:r>
+      <w:r>
+        <w:rPr>
+          <w:rStyle w:val="normaltextrun"/>
+          <w:sz w:val="32"/>
+          <w:szCs w:val="32"/>
+        </w:rPr>
+        <w:t xml:space="preserve"> </w:t>
+      </w:r>
+      <w:r>
+        <w:rPr>
+          <w:rStyle w:val="normaltextrun"/>
+          <w:sz w:val="32"/>
+          <w:szCs w:val="32"/>
+        </w:rPr>
+        <w:t>как ще изглежда и как ще е стру</w:t>
+      </w:r>
+      <w:r>
+        <w:rPr>
+          <w:rStyle w:val="normaltextrun"/>
+          <w:sz w:val="32"/>
+          <w:szCs w:val="32"/>
+        </w:rPr>
+        <w:t>ктурирана една страница</w:t>
+      </w:r>
       <w:bookmarkStart w:id="0" w:name="_GoBack"/>
       <w:bookmarkEnd w:id="0"/>
-    </w:p>
-    <w:p>
-      <w:pPr>
-        <w:rPr>
-          <w:sz w:val="32"/>
-          <w:szCs w:val="32"/>
-        </w:rPr>
-      </w:pPr>
+      <w:r>
+        <w:rPr>
+          <w:rStyle w:val="normaltextrun"/>
+          <w:sz w:val="32"/>
+          <w:szCs w:val="32"/>
+        </w:rPr>
+        <w:t xml:space="preserve">. </w:t>
+      </w:r>
     </w:p>
     <w:sectPr>
       <w:pgSz w:w="11906" w:h="16838"/>
@@ -1265,6 +2077,11 @@
       <w:contextualSpacing/>
     </w:pPr>
   </w:style>
+  <w:style w:type="character" w:customStyle="1" w:styleId="normaltextrun">
+    <w:name w:val="normaltextrun"/>
+    <w:basedOn w:val="DefaultParagraphFont"/>
+    <w:rsid w:val="00F844E0"/>
+  </w:style>
 </w:styles>
 </file>
 

--- a/MusicAppDocumentation.docx
+++ b/MusicAppDocumentation.docx
@@ -711,7 +711,6 @@
       </w:r>
       <w:r>
         <w:rPr>
-          <w:rStyle w:val="ListParagraph"/>
           <w:lang w:val="ru-RU"/>
         </w:rPr>
         <w:t xml:space="preserve"> </w:t>
@@ -1075,9 +1074,9 @@
     <w:p>
       <w:pPr>
         <w:rPr>
-          <w:sz w:val="32"/>
-          <w:szCs w:val="32"/>
-          <w:lang w:val="en-US"/>
+          <w:rStyle w:val="normaltextrun"/>
+          <w:sz w:val="32"/>
+          <w:szCs w:val="32"/>
         </w:rPr>
       </w:pPr>
       <w:r>
@@ -1271,16 +1270,285 @@
         </w:rPr>
         <w:t>ктурирана една страница</w:t>
       </w:r>
+      <w:r>
+        <w:rPr>
+          <w:rStyle w:val="normaltextrun"/>
+          <w:sz w:val="32"/>
+          <w:szCs w:val="32"/>
+        </w:rPr>
+        <w:t xml:space="preserve">. </w:t>
+      </w:r>
+    </w:p>
+    <w:p>
+      <w:pPr>
+        <w:rPr>
+          <w:rStyle w:val="normaltextrun"/>
+          <w:sz w:val="32"/>
+          <w:szCs w:val="32"/>
+        </w:rPr>
+      </w:pPr>
+    </w:p>
+    <w:p>
+      <w:pPr>
+        <w:rPr>
+          <w:rStyle w:val="normaltextrun"/>
+          <w:sz w:val="52"/>
+          <w:szCs w:val="52"/>
+        </w:rPr>
+      </w:pPr>
+      <w:r>
+        <w:rPr>
+          <w:rStyle w:val="normaltextrun"/>
+          <w:sz w:val="52"/>
+          <w:szCs w:val="52"/>
+          <w:lang w:val="en-US"/>
+        </w:rPr>
+        <w:t>9.</w:t>
+      </w:r>
+      <w:r>
+        <w:rPr>
+          <w:rStyle w:val="normaltextrun"/>
+          <w:sz w:val="52"/>
+          <w:szCs w:val="52"/>
+        </w:rPr>
+        <w:t>Използвани класове</w:t>
+      </w:r>
+    </w:p>
+    <w:p>
+      <w:pPr>
+        <w:rPr>
+          <w:rStyle w:val="normaltextrun"/>
+          <w:sz w:val="32"/>
+          <w:szCs w:val="32"/>
+        </w:rPr>
+      </w:pPr>
+      <w:r>
+        <w:rPr>
+          <w:rStyle w:val="normaltextrun"/>
+          <w:sz w:val="32"/>
+          <w:szCs w:val="32"/>
+          <w:lang w:val="en-US"/>
+        </w:rPr>
+        <w:t xml:space="preserve">Program – </w:t>
+      </w:r>
+      <w:r>
+        <w:rPr>
+          <w:rStyle w:val="normaltextrun"/>
+          <w:sz w:val="32"/>
+          <w:szCs w:val="32"/>
+        </w:rPr>
+        <w:t xml:space="preserve">Класът, който съдържа логиката за подкарване на </w:t>
+      </w:r>
+      <w:r>
+        <w:rPr>
+          <w:rStyle w:val="normaltextrun"/>
+          <w:sz w:val="32"/>
+          <w:szCs w:val="32"/>
+          <w:lang w:val="en-US"/>
+        </w:rPr>
+        <w:t xml:space="preserve">web </w:t>
+      </w:r>
+      <w:r>
+        <w:rPr>
+          <w:rStyle w:val="normaltextrun"/>
+          <w:sz w:val="32"/>
+          <w:szCs w:val="32"/>
+        </w:rPr>
+        <w:t>апликацията.</w:t>
+      </w:r>
+    </w:p>
+    <w:p>
+      <w:pPr>
+        <w:rPr>
+          <w:sz w:val="32"/>
+          <w:szCs w:val="32"/>
+        </w:rPr>
+      </w:pPr>
+      <w:r>
+        <w:rPr>
+          <w:sz w:val="32"/>
+          <w:szCs w:val="32"/>
+          <w:lang w:val="en-US"/>
+        </w:rPr>
+        <w:t>ApplicationDbContext</w:t>
+      </w:r>
+      <w:r>
+        <w:rPr>
+          <w:sz w:val="32"/>
+          <w:szCs w:val="32"/>
+        </w:rPr>
+        <w:t xml:space="preserve"> – В този клас се съдържа информацията за песните, коята се извилича от базата данни, и от коята се пише в базата данни.</w:t>
+      </w:r>
+    </w:p>
+    <w:p>
+      <w:pPr>
+        <w:rPr>
+          <w:sz w:val="32"/>
+          <w:szCs w:val="32"/>
+        </w:rPr>
+      </w:pPr>
+      <w:r>
+        <w:rPr>
+          <w:sz w:val="32"/>
+          <w:szCs w:val="32"/>
+          <w:lang w:val="en-US"/>
+        </w:rPr>
+        <w:t xml:space="preserve">Song – </w:t>
+      </w:r>
+      <w:r>
+        <w:rPr>
+          <w:sz w:val="32"/>
+          <w:szCs w:val="32"/>
+        </w:rPr>
+        <w:t>Това е класът модел, който служи за създаване на обектите за песни.</w:t>
+      </w:r>
+    </w:p>
+    <w:p>
+      <w:pPr>
+        <w:rPr>
+          <w:sz w:val="32"/>
+          <w:szCs w:val="32"/>
+        </w:rPr>
+      </w:pPr>
+      <w:r>
+        <w:rPr>
+          <w:sz w:val="32"/>
+          <w:szCs w:val="32"/>
+          <w:lang w:val="en-US"/>
+        </w:rPr>
+        <w:t xml:space="preserve">Genres – </w:t>
+      </w:r>
+      <w:r>
+        <w:rPr>
+          <w:sz w:val="32"/>
+          <w:szCs w:val="32"/>
+        </w:rPr>
+        <w:t>Клас, който съдържа статичен ли</w:t>
+      </w:r>
+      <w:r>
+        <w:rPr>
+          <w:sz w:val="32"/>
+          <w:szCs w:val="32"/>
+        </w:rPr>
+        <w:t>ст с популярни жанрове на песни, с цел да помага в създаването на обекти.</w:t>
+      </w:r>
+    </w:p>
+    <w:p>
+      <w:pPr>
+        <w:rPr>
+          <w:sz w:val="32"/>
+          <w:szCs w:val="32"/>
+        </w:rPr>
+      </w:pPr>
+      <w:r>
+        <w:rPr>
+          <w:sz w:val="32"/>
+          <w:szCs w:val="32"/>
+          <w:lang w:val="en-US"/>
+        </w:rPr>
+        <w:lastRenderedPageBreak/>
+        <w:t xml:space="preserve">HomeController – </w:t>
+      </w:r>
+      <w:r>
+        <w:rPr>
+          <w:sz w:val="32"/>
+          <w:szCs w:val="32"/>
+        </w:rPr>
+        <w:t>Класът за контролера, който съдържа всички методи, които позволяват работата между базата данни и потребителският интерфейс.</w:t>
+      </w:r>
+    </w:p>
+    <w:p>
+      <w:pPr>
+        <w:rPr>
+          <w:sz w:val="32"/>
+          <w:szCs w:val="32"/>
+        </w:rPr>
+      </w:pPr>
+      <w:r>
+        <w:rPr>
+          <w:sz w:val="32"/>
+          <w:szCs w:val="32"/>
+          <w:lang w:val="en-US"/>
+        </w:rPr>
+        <w:t xml:space="preserve">AddSongViewModel/BasicSongViewModel/DeleteSongViewModel – </w:t>
+      </w:r>
+      <w:r>
+        <w:rPr>
+          <w:sz w:val="32"/>
+          <w:szCs w:val="32"/>
+        </w:rPr>
+        <w:t>кл</w:t>
+      </w:r>
+      <w:r>
+        <w:rPr>
+          <w:sz w:val="32"/>
+          <w:szCs w:val="32"/>
+        </w:rPr>
+        <w:t xml:space="preserve">асове, които служат за помощ с иползването на данни от модела </w:t>
+      </w:r>
+      <w:r>
+        <w:rPr>
+          <w:sz w:val="32"/>
+          <w:szCs w:val="32"/>
+          <w:lang w:val="en-US"/>
+        </w:rPr>
+        <w:t xml:space="preserve">Song </w:t>
+      </w:r>
+      <w:r>
+        <w:rPr>
+          <w:sz w:val="32"/>
+          <w:szCs w:val="32"/>
+        </w:rPr>
+        <w:t>в страниците на апликацията.</w:t>
+      </w:r>
+    </w:p>
+    <w:p>
+      <w:pPr>
+        <w:rPr>
+          <w:sz w:val="32"/>
+          <w:szCs w:val="32"/>
+        </w:rPr>
+      </w:pPr>
+      <w:r>
+        <w:rPr>
+          <w:sz w:val="32"/>
+          <w:szCs w:val="32"/>
+          <w:lang w:val="en-US"/>
+        </w:rPr>
+        <w:t>Add</w:t>
+      </w:r>
+      <w:r>
+        <w:rPr>
+          <w:sz w:val="32"/>
+          <w:szCs w:val="32"/>
+        </w:rPr>
+        <w:t>/</w:t>
+      </w:r>
+      <w:r>
+        <w:rPr>
+          <w:sz w:val="32"/>
+          <w:szCs w:val="32"/>
+          <w:lang w:val="en-US"/>
+        </w:rPr>
+        <w:t xml:space="preserve">Edit/Delete/Index – View </w:t>
+      </w:r>
+      <w:r>
+        <w:rPr>
+          <w:sz w:val="32"/>
+          <w:szCs w:val="32"/>
+        </w:rPr>
+        <w:t>файлoвете, които съдържат структурата на страниците за апликацията.</w:t>
+      </w:r>
+    </w:p>
+    <w:p>
+      <w:pPr>
+        <w:rPr>
+          <w:sz w:val="52"/>
+          <w:szCs w:val="52"/>
+        </w:rPr>
+      </w:pPr>
       <w:bookmarkStart w:id="0" w:name="_GoBack"/>
       <w:bookmarkEnd w:id="0"/>
-      <w:r>
-        <w:rPr>
-          <w:rStyle w:val="normaltextrun"/>
-          <w:sz w:val="32"/>
-          <w:szCs w:val="32"/>
-        </w:rPr>
-        <w:t xml:space="preserve">. </w:t>
-      </w:r>
     </w:p>
     <w:sectPr>
       <w:pgSz w:w="11906" w:h="16838"/>
@@ -2378,4 +2646,16 @@
     </a:ext>
   </a:extLst>
 </a:theme>
+</file>
+
+<file path=customXml/item1.xml><?xml version="1.0" encoding="utf-8"?>
+<b:Sources xmlns:b="http://schemas.openxmlformats.org/officeDocument/2006/bibliography" xmlns="http://schemas.openxmlformats.org/officeDocument/2006/bibliography" SelectedStyle="\APASixthEditionOfficeOnline.xsl" StyleName="APA" Version="6"/>
+</file>
+
+<file path=customXml/itemProps1.xml><?xml version="1.0" encoding="utf-8"?>
+<ds:datastoreItem xmlns:ds="http://schemas.openxmlformats.org/officeDocument/2006/customXml" ds:itemID="{542DCFE4-D748-42C4-9080-34B7E91C48A1}">
+  <ds:schemaRefs>
+    <ds:schemaRef ds:uri="http://schemas.openxmlformats.org/officeDocument/2006/bibliography"/>
+  </ds:schemaRefs>
+</ds:datastoreItem>
 </file>
--- a/MusicAppDocumentation.docx
+++ b/MusicAppDocumentation.docx
@@ -684,871 +684,887 @@
         </w:rPr>
         <w:t>страниците на песента ( ако са добавени адресите към данните на песента).</w:t>
       </w:r>
-    </w:p>
-    <w:p>
-      <w:pPr>
-        <w:rPr>
-          <w:sz w:val="32"/>
-          <w:szCs w:val="32"/>
-        </w:rPr>
-      </w:pPr>
-    </w:p>
-    <w:p>
-      <w:pPr>
-        <w:rPr>
-          <w:rStyle w:val="normaltextrun"/>
-          <w:sz w:val="52"/>
-          <w:szCs w:val="52"/>
-          <w:lang w:val="ru-RU"/>
-        </w:rPr>
-      </w:pPr>
-      <w:r>
-        <w:rPr>
-          <w:sz w:val="52"/>
-          <w:szCs w:val="52"/>
-        </w:rPr>
-        <w:t>6.</w:t>
-      </w:r>
-      <w:r>
-        <w:rPr>
-          <w:lang w:val="ru-RU"/>
+      <w:r>
+        <w:rPr>
+          <w:sz w:val="32"/>
+          <w:szCs w:val="32"/>
+          <w:lang w:val="en-US"/>
         </w:rPr>
         <w:t xml:space="preserve"> </w:t>
       </w:r>
       <w:r>
         <w:rPr>
-          <w:rStyle w:val="normaltextrun"/>
-          <w:sz w:val="52"/>
-          <w:szCs w:val="52"/>
-          <w:lang w:val="ru-RU"/>
-        </w:rPr>
-        <w:t>Обосновка и разяснения към избраната методология за разработка на софтуера</w:t>
-      </w:r>
-    </w:p>
-    <w:p>
-      <w:pPr>
-        <w:rPr>
-          <w:sz w:val="32"/>
-          <w:szCs w:val="32"/>
-          <w:lang w:val="en-US"/>
-        </w:rPr>
-      </w:pPr>
-      <w:r>
-        <w:rPr>
-          <w:sz w:val="32"/>
-          <w:szCs w:val="32"/>
-        </w:rPr>
-        <w:t xml:space="preserve">Използваната методология е </w:t>
-      </w:r>
-      <w:r>
-        <w:rPr>
-          <w:sz w:val="32"/>
-          <w:szCs w:val="32"/>
-          <w:lang w:val="en-US"/>
-        </w:rPr>
-        <w:t xml:space="preserve">Kanban . </w:t>
-      </w:r>
-    </w:p>
-    <w:p>
-      <w:pPr>
-        <w:rPr>
-          <w:sz w:val="32"/>
-          <w:szCs w:val="32"/>
-          <w:lang w:val="en-US"/>
-        </w:rPr>
-      </w:pPr>
-    </w:p>
-    <w:p>
-      <w:pPr>
-        <w:rPr>
-          <w:sz w:val="32"/>
-          <w:szCs w:val="32"/>
-          <w:lang w:val="en-US"/>
-        </w:rPr>
-      </w:pPr>
-    </w:p>
-    <w:p>
-      <w:pPr>
-        <w:rPr>
-          <w:rStyle w:val="normaltextrun"/>
-          <w:sz w:val="52"/>
-          <w:szCs w:val="52"/>
-          <w:lang w:val="ru-RU"/>
-        </w:rPr>
-      </w:pPr>
-      <w:r>
-        <w:rPr>
-          <w:rStyle w:val="normaltextrun"/>
-          <w:sz w:val="52"/>
-          <w:szCs w:val="52"/>
-          <w:lang w:val="en-US"/>
-        </w:rPr>
-        <w:t>7.</w:t>
-      </w:r>
-      <w:r>
-        <w:rPr>
-          <w:rStyle w:val="normaltextrun"/>
-          <w:sz w:val="52"/>
-          <w:szCs w:val="52"/>
-        </w:rPr>
-        <w:t>И</w:t>
-      </w:r>
-      <w:r>
-        <w:rPr>
-          <w:rStyle w:val="normaltextrun"/>
-          <w:sz w:val="52"/>
-          <w:szCs w:val="52"/>
-          <w:lang w:val="ru-RU"/>
-        </w:rPr>
-        <w:t xml:space="preserve">збор на програмни средства за реализацията </w:t>
-      </w:r>
-    </w:p>
-    <w:p>
-      <w:pPr>
-        <w:rPr>
-          <w:rStyle w:val="normaltextrun"/>
-          <w:sz w:val="32"/>
-          <w:szCs w:val="32"/>
-        </w:rPr>
-      </w:pPr>
-      <w:r>
-        <w:rPr>
-          <w:rStyle w:val="normaltextrun"/>
-          <w:sz w:val="32"/>
-          <w:szCs w:val="32"/>
-          <w:lang w:val="ru-RU"/>
-        </w:rPr>
-        <w:t xml:space="preserve">Избраният програмен език за проекта е </w:t>
-      </w:r>
-      <w:r>
-        <w:rPr>
-          <w:rStyle w:val="normaltextrun"/>
-          <w:sz w:val="32"/>
-          <w:szCs w:val="32"/>
-          <w:lang w:val="en-US"/>
-        </w:rPr>
-        <w:t xml:space="preserve">C# , </w:t>
-      </w:r>
-      <w:r>
-        <w:rPr>
-          <w:rStyle w:val="normaltextrun"/>
-          <w:sz w:val="32"/>
-          <w:szCs w:val="32"/>
-        </w:rPr>
-        <w:t xml:space="preserve">а избраната среда за разработка е </w:t>
-      </w:r>
-      <w:r>
-        <w:rPr>
-          <w:rStyle w:val="normaltextrun"/>
-          <w:sz w:val="32"/>
-          <w:szCs w:val="32"/>
-          <w:lang w:val="en-US"/>
-        </w:rPr>
-        <w:t xml:space="preserve">Microsoft Visual Studio . </w:t>
-      </w:r>
-      <w:r>
-        <w:rPr>
-          <w:rStyle w:val="normaltextrun"/>
-          <w:sz w:val="32"/>
-          <w:szCs w:val="32"/>
-        </w:rPr>
-        <w:t xml:space="preserve">Причинините за избора са , че </w:t>
-      </w:r>
-      <w:r>
-        <w:rPr>
-          <w:rStyle w:val="normaltextrun"/>
-          <w:sz w:val="32"/>
-          <w:szCs w:val="32"/>
-          <w:lang w:val="en-US"/>
-        </w:rPr>
-        <w:t xml:space="preserve">Microsoft Visual Studio </w:t>
-      </w:r>
-      <w:r>
-        <w:rPr>
-          <w:rStyle w:val="normaltextrun"/>
-          <w:sz w:val="32"/>
-          <w:szCs w:val="32"/>
-        </w:rPr>
-        <w:t xml:space="preserve">е направено специално за използването на </w:t>
-      </w:r>
-      <w:r>
-        <w:rPr>
-          <w:rStyle w:val="normaltextrun"/>
-          <w:sz w:val="32"/>
-          <w:szCs w:val="32"/>
-          <w:lang w:val="en-US"/>
-        </w:rPr>
-        <w:t xml:space="preserve">C# , </w:t>
-      </w:r>
-      <w:r>
-        <w:rPr>
-          <w:rStyle w:val="normaltextrun"/>
-          <w:sz w:val="32"/>
-          <w:szCs w:val="32"/>
-        </w:rPr>
-        <w:t xml:space="preserve">а </w:t>
-      </w:r>
-      <w:r>
-        <w:rPr>
-          <w:rStyle w:val="normaltextrun"/>
-          <w:sz w:val="32"/>
-          <w:szCs w:val="32"/>
-          <w:lang w:val="en-US"/>
-        </w:rPr>
-        <w:t xml:space="preserve">C# </w:t>
-      </w:r>
-      <w:r>
-        <w:rPr>
-          <w:rStyle w:val="normaltextrun"/>
-          <w:sz w:val="32"/>
-          <w:szCs w:val="32"/>
-        </w:rPr>
-        <w:t xml:space="preserve">позволява достъпа до </w:t>
-      </w:r>
-      <w:r>
-        <w:rPr>
-          <w:rStyle w:val="normaltextrun"/>
-          <w:sz w:val="32"/>
-          <w:szCs w:val="32"/>
-          <w:lang w:val="en-US"/>
-        </w:rPr>
-        <w:t xml:space="preserve">.NET </w:t>
-      </w:r>
-      <w:r>
-        <w:rPr>
-          <w:rStyle w:val="normaltextrun"/>
-          <w:sz w:val="32"/>
-          <w:szCs w:val="32"/>
-        </w:rPr>
-        <w:t xml:space="preserve">библиотеките за създаване на </w:t>
-      </w:r>
-      <w:r>
-        <w:rPr>
-          <w:rStyle w:val="normaltextrun"/>
-          <w:sz w:val="32"/>
-          <w:szCs w:val="32"/>
-          <w:lang w:val="en-US"/>
-        </w:rPr>
-        <w:t xml:space="preserve">Web </w:t>
-      </w:r>
-      <w:r>
-        <w:rPr>
-          <w:rStyle w:val="normaltextrun"/>
-          <w:sz w:val="32"/>
-          <w:szCs w:val="32"/>
-        </w:rPr>
-        <w:t xml:space="preserve">апликации . Използваната среда за съхранение на базата данни е </w:t>
-      </w:r>
-      <w:r>
-        <w:rPr>
-          <w:rStyle w:val="normaltextrun"/>
-          <w:sz w:val="32"/>
-          <w:szCs w:val="32"/>
-          <w:lang w:val="en-US"/>
-        </w:rPr>
-        <w:t xml:space="preserve">Microsoft Server Management Studio , </w:t>
-      </w:r>
-      <w:r>
-        <w:rPr>
-          <w:rStyle w:val="normaltextrun"/>
-          <w:sz w:val="32"/>
-          <w:szCs w:val="32"/>
-        </w:rPr>
-        <w:t xml:space="preserve">поради това че функционира добре с </w:t>
-      </w:r>
-      <w:r>
-        <w:rPr>
-          <w:rStyle w:val="normaltextrun"/>
-          <w:sz w:val="32"/>
-          <w:szCs w:val="32"/>
-          <w:lang w:val="en-US"/>
-        </w:rPr>
-        <w:t xml:space="preserve">.NET </w:t>
-      </w:r>
-      <w:r>
-        <w:rPr>
-          <w:rStyle w:val="normaltextrun"/>
-          <w:sz w:val="32"/>
-          <w:szCs w:val="32"/>
-        </w:rPr>
-        <w:t xml:space="preserve">приложения (защото също е направена от </w:t>
-      </w:r>
-      <w:r>
-        <w:rPr>
-          <w:rStyle w:val="normaltextrun"/>
-          <w:sz w:val="32"/>
-          <w:szCs w:val="32"/>
-          <w:lang w:val="en-US"/>
-        </w:rPr>
-        <w:t>Microsoft).</w:t>
-      </w:r>
-      <w:r>
-        <w:rPr>
-          <w:rStyle w:val="normaltextrun"/>
-          <w:sz w:val="32"/>
-          <w:szCs w:val="32"/>
-        </w:rPr>
-        <w:t xml:space="preserve"> Използвани са също и езиците </w:t>
-      </w:r>
-      <w:r>
-        <w:rPr>
-          <w:rStyle w:val="normaltextrun"/>
-          <w:sz w:val="32"/>
-          <w:szCs w:val="32"/>
-          <w:lang w:val="en-US"/>
-        </w:rPr>
-        <w:t xml:space="preserve">JavaScript/Html/CSS , </w:t>
-      </w:r>
-      <w:r>
-        <w:rPr>
-          <w:rStyle w:val="normaltextrun"/>
-          <w:sz w:val="32"/>
-          <w:szCs w:val="32"/>
-        </w:rPr>
-        <w:t xml:space="preserve">защото те са стандартните програмни езици за работа с </w:t>
-      </w:r>
-      <w:r>
-        <w:rPr>
-          <w:rStyle w:val="normaltextrun"/>
-          <w:sz w:val="32"/>
-          <w:szCs w:val="32"/>
-          <w:lang w:val="en-US"/>
-        </w:rPr>
-        <w:t xml:space="preserve">Web </w:t>
-      </w:r>
-      <w:r>
-        <w:rPr>
-          <w:rStyle w:val="normaltextrun"/>
-          <w:sz w:val="32"/>
-          <w:szCs w:val="32"/>
-        </w:rPr>
-        <w:t>приложения и сайтове.</w:t>
-      </w:r>
-    </w:p>
-    <w:p>
-      <w:pPr>
-        <w:rPr>
-          <w:rStyle w:val="normaltextrun"/>
-          <w:sz w:val="32"/>
-          <w:szCs w:val="32"/>
-        </w:rPr>
-      </w:pPr>
-    </w:p>
-    <w:p>
-      <w:pPr>
-        <w:rPr>
-          <w:rStyle w:val="normaltextrun"/>
-          <w:sz w:val="52"/>
-          <w:szCs w:val="52"/>
-          <w:lang w:val="ru-RU"/>
-        </w:rPr>
-      </w:pPr>
-      <w:r>
-        <w:rPr>
-          <w:rStyle w:val="normaltextrun"/>
-          <w:sz w:val="52"/>
-          <w:szCs w:val="52"/>
-          <w:lang w:val="ru-RU"/>
-        </w:rPr>
-        <w:t>8.</w:t>
-      </w:r>
-      <w:r>
-        <w:rPr>
-          <w:rStyle w:val="normaltextrun"/>
-          <w:sz w:val="52"/>
-          <w:szCs w:val="52"/>
-          <w:lang w:val="ru-RU"/>
-        </w:rPr>
-        <w:t>С</w:t>
-      </w:r>
-      <w:r>
-        <w:rPr>
-          <w:rStyle w:val="normaltextrun"/>
-          <w:sz w:val="52"/>
-          <w:szCs w:val="52"/>
-          <w:lang w:val="ru-RU"/>
-        </w:rPr>
-        <w:t>тъпки, зависещи от конкретния подход за разработка</w:t>
-      </w:r>
-    </w:p>
-    <w:p>
-      <w:pPr>
-        <w:rPr>
-          <w:rStyle w:val="normaltextrun"/>
-          <w:sz w:val="32"/>
-          <w:szCs w:val="32"/>
-        </w:rPr>
-      </w:pPr>
-      <w:r>
-        <w:rPr>
-          <w:rStyle w:val="normaltextrun"/>
-          <w:sz w:val="32"/>
-          <w:szCs w:val="32"/>
-          <w:lang w:val="ru-RU"/>
-        </w:rPr>
-        <w:t xml:space="preserve">Използваната за създаване на проекта </w:t>
-      </w:r>
-      <w:r>
-        <w:rPr>
-          <w:rStyle w:val="normaltextrun"/>
-          <w:sz w:val="32"/>
-          <w:szCs w:val="32"/>
-          <w:lang w:val="en-US"/>
-        </w:rPr>
-        <w:t xml:space="preserve">MVC </w:t>
-      </w:r>
-      <w:r>
-        <w:rPr>
-          <w:rStyle w:val="normaltextrun"/>
-          <w:sz w:val="32"/>
-          <w:szCs w:val="32"/>
-        </w:rPr>
-        <w:t>структура , изисква някои спецификации , за да може да функционира приложението. Трябва да се останови</w:t>
-      </w:r>
-      <w:r>
-        <w:rPr>
-          <w:rStyle w:val="normaltextrun"/>
-          <w:sz w:val="32"/>
-          <w:szCs w:val="32"/>
-          <w:lang w:val="en-US"/>
-        </w:rPr>
-        <w:t xml:space="preserve"> </w:t>
-      </w:r>
-      <w:r>
-        <w:rPr>
-          <w:rStyle w:val="normaltextrun"/>
-          <w:sz w:val="32"/>
-          <w:szCs w:val="32"/>
-        </w:rPr>
-        <w:t xml:space="preserve">връзка към базата данни </w:t>
-      </w:r>
-      <w:r>
-        <w:rPr>
-          <w:rStyle w:val="normaltextrun"/>
-          <w:sz w:val="32"/>
-          <w:szCs w:val="32"/>
-        </w:rPr>
-        <w:t xml:space="preserve"> , за да може да се съхраняват и взимат данните за песни в приложението . Трябва да се направят модели , чрез които се създават обекти . Нужни са контролери , които да съдържат логиката за работа с обектите направени от моделите . </w:t>
-      </w:r>
-      <w:r>
-        <w:rPr>
-          <w:rStyle w:val="normaltextrun"/>
-          <w:sz w:val="32"/>
-          <w:szCs w:val="32"/>
-          <w:lang w:val="en-US"/>
-        </w:rPr>
-        <w:t xml:space="preserve">ViewModels </w:t>
-      </w:r>
-      <w:r>
-        <w:rPr>
-          <w:rStyle w:val="normaltextrun"/>
-          <w:sz w:val="32"/>
-          <w:szCs w:val="32"/>
-        </w:rPr>
-        <w:t>са класове</w:t>
-      </w:r>
-      <w:r>
-        <w:rPr>
-          <w:rStyle w:val="normaltextrun"/>
-          <w:sz w:val="32"/>
-          <w:szCs w:val="32"/>
-        </w:rPr>
-        <w:t>, които се използват за да помагат с четенето</w:t>
-      </w:r>
-      <w:r>
-        <w:rPr>
-          <w:rStyle w:val="normaltextrun"/>
-          <w:sz w:val="32"/>
-          <w:szCs w:val="32"/>
-        </w:rPr>
-        <w:t xml:space="preserve"> и писането на данни в обектите</w:t>
-      </w:r>
-      <w:r>
-        <w:rPr>
-          <w:rStyle w:val="normaltextrun"/>
-          <w:sz w:val="32"/>
-          <w:szCs w:val="32"/>
-        </w:rPr>
-        <w:t xml:space="preserve">, като различните </w:t>
-      </w:r>
-      <w:r>
-        <w:rPr>
-          <w:rStyle w:val="normaltextrun"/>
-          <w:sz w:val="32"/>
-          <w:szCs w:val="32"/>
-          <w:lang w:val="en-US"/>
-        </w:rPr>
-        <w:t>ViewModel-</w:t>
-      </w:r>
-      <w:r>
-        <w:rPr>
-          <w:rStyle w:val="normaltextrun"/>
-          <w:sz w:val="32"/>
-          <w:szCs w:val="32"/>
-        </w:rPr>
-        <w:t>и имат различен подбор от данни</w:t>
-      </w:r>
-      <w:r>
-        <w:rPr>
-          <w:rStyle w:val="normaltextrun"/>
-          <w:sz w:val="32"/>
-          <w:szCs w:val="32"/>
-        </w:rPr>
-        <w:t xml:space="preserve">, които да използват за различни страници от </w:t>
-      </w:r>
-      <w:r>
-        <w:rPr>
-          <w:rStyle w:val="normaltextrun"/>
-          <w:sz w:val="32"/>
-          <w:szCs w:val="32"/>
-          <w:lang w:val="en-US"/>
-        </w:rPr>
-        <w:t xml:space="preserve">Web </w:t>
-      </w:r>
-      <w:r>
-        <w:rPr>
-          <w:rStyle w:val="normaltextrun"/>
-          <w:sz w:val="32"/>
-          <w:szCs w:val="32"/>
-        </w:rPr>
-        <w:t>приложението</w:t>
-      </w:r>
-      <w:r>
-        <w:rPr>
-          <w:rStyle w:val="normaltextrun"/>
-          <w:sz w:val="32"/>
-          <w:szCs w:val="32"/>
-        </w:rPr>
-        <w:t xml:space="preserve">. </w:t>
-      </w:r>
-      <w:r>
-        <w:rPr>
-          <w:rStyle w:val="normaltextrun"/>
-          <w:sz w:val="32"/>
-          <w:szCs w:val="32"/>
-          <w:lang w:val="en-US"/>
-        </w:rPr>
-        <w:t>View-</w:t>
-      </w:r>
-      <w:r>
-        <w:rPr>
-          <w:rStyle w:val="normaltextrun"/>
-          <w:sz w:val="32"/>
-          <w:szCs w:val="32"/>
-        </w:rPr>
-        <w:t xml:space="preserve">тата са структурите </w:t>
-      </w:r>
-      <w:r>
-        <w:rPr>
-          <w:rStyle w:val="normaltextrun"/>
-          <w:sz w:val="32"/>
-          <w:szCs w:val="32"/>
-        </w:rPr>
-        <w:t xml:space="preserve">на страниците в приложението. Те представляват </w:t>
-      </w:r>
-      <w:r>
-        <w:rPr>
-          <w:rStyle w:val="normaltextrun"/>
-          <w:sz w:val="32"/>
-          <w:szCs w:val="32"/>
-        </w:rPr>
-        <w:t xml:space="preserve"> </w:t>
-      </w:r>
-      <w:r>
-        <w:rPr>
-          <w:rStyle w:val="normaltextrun"/>
-          <w:sz w:val="32"/>
-          <w:szCs w:val="32"/>
-        </w:rPr>
-        <w:t>как ще изглежда и как ще е стру</w:t>
-      </w:r>
-      <w:r>
-        <w:rPr>
-          <w:rStyle w:val="normaltextrun"/>
-          <w:sz w:val="32"/>
-          <w:szCs w:val="32"/>
-        </w:rPr>
-        <w:t>ктурирана една страница</w:t>
-      </w:r>
-      <w:r>
-        <w:rPr>
-          <w:rStyle w:val="normaltextrun"/>
-          <w:sz w:val="32"/>
-          <w:szCs w:val="32"/>
-        </w:rPr>
-        <w:t xml:space="preserve">. </w:t>
-      </w:r>
-    </w:p>
-    <w:p>
-      <w:pPr>
-        <w:rPr>
-          <w:rStyle w:val="normaltextrun"/>
-          <w:sz w:val="32"/>
-          <w:szCs w:val="32"/>
-        </w:rPr>
-      </w:pPr>
-    </w:p>
-    <w:p>
-      <w:pPr>
-        <w:rPr>
-          <w:rStyle w:val="normaltextrun"/>
-          <w:sz w:val="52"/>
-          <w:szCs w:val="52"/>
-        </w:rPr>
-      </w:pPr>
-      <w:r>
-        <w:rPr>
-          <w:rStyle w:val="normaltextrun"/>
-          <w:sz w:val="52"/>
-          <w:szCs w:val="52"/>
-          <w:lang w:val="en-US"/>
-        </w:rPr>
-        <w:t>9.</w:t>
-      </w:r>
-      <w:r>
-        <w:rPr>
-          <w:rStyle w:val="normaltextrun"/>
-          <w:sz w:val="52"/>
-          <w:szCs w:val="52"/>
-        </w:rPr>
-        <w:t>Използвани класове</w:t>
-      </w:r>
-    </w:p>
-    <w:p>
-      <w:pPr>
-        <w:rPr>
-          <w:rStyle w:val="normaltextrun"/>
-          <w:sz w:val="32"/>
-          <w:szCs w:val="32"/>
-        </w:rPr>
-      </w:pPr>
-      <w:r>
-        <w:rPr>
-          <w:rStyle w:val="normaltextrun"/>
-          <w:sz w:val="32"/>
-          <w:szCs w:val="32"/>
-          <w:lang w:val="en-US"/>
-        </w:rPr>
-        <w:t xml:space="preserve">Program – </w:t>
-      </w:r>
-      <w:r>
-        <w:rPr>
-          <w:rStyle w:val="normaltextrun"/>
-          <w:sz w:val="32"/>
-          <w:szCs w:val="32"/>
-        </w:rPr>
-        <w:t xml:space="preserve">Класът, който съдържа логиката за подкарване на </w:t>
-      </w:r>
-      <w:r>
-        <w:rPr>
-          <w:rStyle w:val="normaltextrun"/>
-          <w:sz w:val="32"/>
-          <w:szCs w:val="32"/>
-          <w:lang w:val="en-US"/>
-        </w:rPr>
-        <w:t xml:space="preserve">web </w:t>
-      </w:r>
-      <w:r>
-        <w:rPr>
-          <w:rStyle w:val="normaltextrun"/>
-          <w:sz w:val="32"/>
-          <w:szCs w:val="32"/>
-        </w:rPr>
-        <w:t>апликацията.</w:t>
-      </w:r>
-    </w:p>
-    <w:p>
-      <w:pPr>
-        <w:rPr>
-          <w:sz w:val="32"/>
-          <w:szCs w:val="32"/>
-        </w:rPr>
-      </w:pPr>
-      <w:r>
-        <w:rPr>
-          <w:sz w:val="32"/>
-          <w:szCs w:val="32"/>
-          <w:lang w:val="en-US"/>
-        </w:rPr>
-        <w:t>ApplicationDbContext</w:t>
-      </w:r>
-      <w:r>
-        <w:rPr>
-          <w:sz w:val="32"/>
-          <w:szCs w:val="32"/>
-        </w:rPr>
-        <w:t xml:space="preserve"> – В този клас се съдържа информацията за песните, коята се извилича от базата данни, и от коята се пише в базата данни.</w:t>
-      </w:r>
-    </w:p>
-    <w:p>
-      <w:pPr>
-        <w:rPr>
-          <w:sz w:val="32"/>
-          <w:szCs w:val="32"/>
-        </w:rPr>
-      </w:pPr>
-      <w:r>
-        <w:rPr>
-          <w:sz w:val="32"/>
-          <w:szCs w:val="32"/>
-          <w:lang w:val="en-US"/>
-        </w:rPr>
-        <w:t xml:space="preserve">Song – </w:t>
-      </w:r>
-      <w:r>
-        <w:rPr>
-          <w:sz w:val="32"/>
-          <w:szCs w:val="32"/>
-        </w:rPr>
-        <w:t>Това е класът модел, който служи за създаване на обектите за песни.</w:t>
-      </w:r>
-    </w:p>
-    <w:p>
-      <w:pPr>
-        <w:rPr>
-          <w:sz w:val="32"/>
-          <w:szCs w:val="32"/>
-        </w:rPr>
-      </w:pPr>
-      <w:r>
-        <w:rPr>
-          <w:sz w:val="32"/>
-          <w:szCs w:val="32"/>
-          <w:lang w:val="en-US"/>
-        </w:rPr>
-        <w:t xml:space="preserve">Genres – </w:t>
-      </w:r>
-      <w:r>
-        <w:rPr>
-          <w:sz w:val="32"/>
-          <w:szCs w:val="32"/>
-        </w:rPr>
-        <w:t>Клас, който съдържа статичен ли</w:t>
-      </w:r>
-      <w:r>
-        <w:rPr>
-          <w:sz w:val="32"/>
-          <w:szCs w:val="32"/>
-        </w:rPr>
-        <w:t>ст с популярни жанрове на песни, с цел да помага в създаването на обекти.</w:t>
-      </w:r>
-    </w:p>
-    <w:p>
-      <w:pPr>
-        <w:rPr>
-          <w:sz w:val="32"/>
-          <w:szCs w:val="32"/>
-        </w:rPr>
-      </w:pPr>
-      <w:r>
-        <w:rPr>
-          <w:sz w:val="32"/>
-          <w:szCs w:val="32"/>
-          <w:lang w:val="en-US"/>
-        </w:rPr>
-        <w:lastRenderedPageBreak/>
-        <w:t xml:space="preserve">HomeController – </w:t>
-      </w:r>
-      <w:r>
-        <w:rPr>
-          <w:sz w:val="32"/>
-          <w:szCs w:val="32"/>
-        </w:rPr>
-        <w:t>Класът за контролера, който съдържа всички методи, които позволяват работата между базата данни и потребителският интерфейс.</w:t>
-      </w:r>
-    </w:p>
-    <w:p>
-      <w:pPr>
-        <w:rPr>
-          <w:sz w:val="32"/>
-          <w:szCs w:val="32"/>
-        </w:rPr>
-      </w:pPr>
-      <w:r>
-        <w:rPr>
-          <w:sz w:val="32"/>
-          <w:szCs w:val="32"/>
-          <w:lang w:val="en-US"/>
-        </w:rPr>
-        <w:t xml:space="preserve">AddSongViewModel/BasicSongViewModel/DeleteSongViewModel – </w:t>
-      </w:r>
-      <w:r>
-        <w:rPr>
-          <w:sz w:val="32"/>
-          <w:szCs w:val="32"/>
-        </w:rPr>
-        <w:t>кл</w:t>
-      </w:r>
-      <w:r>
-        <w:rPr>
-          <w:sz w:val="32"/>
-          <w:szCs w:val="32"/>
-        </w:rPr>
-        <w:t xml:space="preserve">асове, които служат за помощ с иползването на данни от модела </w:t>
-      </w:r>
-      <w:r>
-        <w:rPr>
-          <w:sz w:val="32"/>
-          <w:szCs w:val="32"/>
-          <w:lang w:val="en-US"/>
-        </w:rPr>
-        <w:t xml:space="preserve">Song </w:t>
-      </w:r>
-      <w:r>
-        <w:rPr>
-          <w:sz w:val="32"/>
-          <w:szCs w:val="32"/>
-        </w:rPr>
-        <w:t>в страниците на апликацията.</w:t>
-      </w:r>
-    </w:p>
-    <w:p>
-      <w:pPr>
-        <w:rPr>
-          <w:sz w:val="32"/>
-          <w:szCs w:val="32"/>
-        </w:rPr>
-      </w:pPr>
-      <w:r>
-        <w:rPr>
-          <w:sz w:val="32"/>
-          <w:szCs w:val="32"/>
-          <w:lang w:val="en-US"/>
-        </w:rPr>
-        <w:t>Add</w:t>
-      </w:r>
-      <w:r>
-        <w:rPr>
-          <w:sz w:val="32"/>
-          <w:szCs w:val="32"/>
-        </w:rPr>
-        <w:t>/</w:t>
-      </w:r>
-      <w:r>
-        <w:rPr>
-          <w:sz w:val="32"/>
-          <w:szCs w:val="32"/>
-          <w:lang w:val="en-US"/>
-        </w:rPr>
-        <w:t xml:space="preserve">Edit/Delete/Index – View </w:t>
-      </w:r>
-      <w:r>
-        <w:rPr>
-          <w:sz w:val="32"/>
-          <w:szCs w:val="32"/>
-        </w:rPr>
-        <w:t>файлoвете, които съдържат структурата на страниците за апликацията.</w:t>
-      </w:r>
-    </w:p>
-    <w:p>
-      <w:pPr>
-        <w:rPr>
-          <w:sz w:val="52"/>
-          <w:szCs w:val="52"/>
-        </w:rPr>
-      </w:pPr>
+          <w:sz w:val="32"/>
+          <w:szCs w:val="32"/>
+        </w:rPr>
+        <w:t>Песни могат да се търсят по техните създатели , име , жанр и година.</w:t>
+      </w:r>
       <w:bookmarkStart w:id="0" w:name="_GoBack"/>
       <w:bookmarkEnd w:id="0"/>
+    </w:p>
+    <w:p>
+      <w:pPr>
+        <w:rPr>
+          <w:sz w:val="32"/>
+          <w:szCs w:val="32"/>
+        </w:rPr>
+      </w:pPr>
+    </w:p>
+    <w:p>
+      <w:pPr>
+        <w:rPr>
+          <w:rStyle w:val="normaltextrun"/>
+          <w:sz w:val="52"/>
+          <w:szCs w:val="52"/>
+          <w:lang w:val="ru-RU"/>
+        </w:rPr>
+      </w:pPr>
+      <w:r>
+        <w:rPr>
+          <w:sz w:val="52"/>
+          <w:szCs w:val="52"/>
+        </w:rPr>
+        <w:t>6.</w:t>
+      </w:r>
+      <w:r>
+        <w:rPr>
+          <w:lang w:val="ru-RU"/>
+        </w:rPr>
+        <w:t xml:space="preserve"> </w:t>
+      </w:r>
+      <w:r>
+        <w:rPr>
+          <w:rStyle w:val="normaltextrun"/>
+          <w:sz w:val="52"/>
+          <w:szCs w:val="52"/>
+          <w:lang w:val="ru-RU"/>
+        </w:rPr>
+        <w:t>Обосновка и разяснения към избраната методология за разработка на софтуера</w:t>
+      </w:r>
+    </w:p>
+    <w:p>
+      <w:pPr>
+        <w:rPr>
+          <w:sz w:val="32"/>
+          <w:szCs w:val="32"/>
+          <w:lang w:val="en-US"/>
+        </w:rPr>
+      </w:pPr>
+      <w:r>
+        <w:rPr>
+          <w:sz w:val="32"/>
+          <w:szCs w:val="32"/>
+        </w:rPr>
+        <w:t xml:space="preserve">Използваната методология е </w:t>
+      </w:r>
+      <w:r>
+        <w:rPr>
+          <w:sz w:val="32"/>
+          <w:szCs w:val="32"/>
+          <w:lang w:val="en-US"/>
+        </w:rPr>
+        <w:t xml:space="preserve">Kanban . </w:t>
+      </w:r>
+    </w:p>
+    <w:p>
+      <w:pPr>
+        <w:rPr>
+          <w:sz w:val="32"/>
+          <w:szCs w:val="32"/>
+          <w:lang w:val="en-US"/>
+        </w:rPr>
+      </w:pPr>
+    </w:p>
+    <w:p>
+      <w:pPr>
+        <w:rPr>
+          <w:sz w:val="32"/>
+          <w:szCs w:val="32"/>
+          <w:lang w:val="en-US"/>
+        </w:rPr>
+      </w:pPr>
+    </w:p>
+    <w:p>
+      <w:pPr>
+        <w:rPr>
+          <w:rStyle w:val="normaltextrun"/>
+          <w:sz w:val="52"/>
+          <w:szCs w:val="52"/>
+          <w:lang w:val="ru-RU"/>
+        </w:rPr>
+      </w:pPr>
+      <w:r>
+        <w:rPr>
+          <w:rStyle w:val="normaltextrun"/>
+          <w:sz w:val="52"/>
+          <w:szCs w:val="52"/>
+          <w:lang w:val="en-US"/>
+        </w:rPr>
+        <w:t>7.</w:t>
+      </w:r>
+      <w:r>
+        <w:rPr>
+          <w:rStyle w:val="normaltextrun"/>
+          <w:sz w:val="52"/>
+          <w:szCs w:val="52"/>
+        </w:rPr>
+        <w:t>И</w:t>
+      </w:r>
+      <w:r>
+        <w:rPr>
+          <w:rStyle w:val="normaltextrun"/>
+          <w:sz w:val="52"/>
+          <w:szCs w:val="52"/>
+          <w:lang w:val="ru-RU"/>
+        </w:rPr>
+        <w:t xml:space="preserve">збор на програмни средства за реализацията </w:t>
+      </w:r>
+    </w:p>
+    <w:p>
+      <w:pPr>
+        <w:rPr>
+          <w:rStyle w:val="normaltextrun"/>
+          <w:sz w:val="32"/>
+          <w:szCs w:val="32"/>
+        </w:rPr>
+      </w:pPr>
+      <w:r>
+        <w:rPr>
+          <w:rStyle w:val="normaltextrun"/>
+          <w:sz w:val="32"/>
+          <w:szCs w:val="32"/>
+          <w:lang w:val="ru-RU"/>
+        </w:rPr>
+        <w:t xml:space="preserve">Избраният програмен език за проекта е </w:t>
+      </w:r>
+      <w:r>
+        <w:rPr>
+          <w:rStyle w:val="normaltextrun"/>
+          <w:sz w:val="32"/>
+          <w:szCs w:val="32"/>
+          <w:lang w:val="en-US"/>
+        </w:rPr>
+        <w:t xml:space="preserve">C# , </w:t>
+      </w:r>
+      <w:r>
+        <w:rPr>
+          <w:rStyle w:val="normaltextrun"/>
+          <w:sz w:val="32"/>
+          <w:szCs w:val="32"/>
+        </w:rPr>
+        <w:t xml:space="preserve">а избраната среда за разработка е </w:t>
+      </w:r>
+      <w:r>
+        <w:rPr>
+          <w:rStyle w:val="normaltextrun"/>
+          <w:sz w:val="32"/>
+          <w:szCs w:val="32"/>
+          <w:lang w:val="en-US"/>
+        </w:rPr>
+        <w:t xml:space="preserve">Microsoft Visual Studio . </w:t>
+      </w:r>
+      <w:r>
+        <w:rPr>
+          <w:rStyle w:val="normaltextrun"/>
+          <w:sz w:val="32"/>
+          <w:szCs w:val="32"/>
+        </w:rPr>
+        <w:t xml:space="preserve">Причинините за избора са , че </w:t>
+      </w:r>
+      <w:r>
+        <w:rPr>
+          <w:rStyle w:val="normaltextrun"/>
+          <w:sz w:val="32"/>
+          <w:szCs w:val="32"/>
+          <w:lang w:val="en-US"/>
+        </w:rPr>
+        <w:t xml:space="preserve">Microsoft Visual Studio </w:t>
+      </w:r>
+      <w:r>
+        <w:rPr>
+          <w:rStyle w:val="normaltextrun"/>
+          <w:sz w:val="32"/>
+          <w:szCs w:val="32"/>
+        </w:rPr>
+        <w:t xml:space="preserve">е направено специално за използването на </w:t>
+      </w:r>
+      <w:r>
+        <w:rPr>
+          <w:rStyle w:val="normaltextrun"/>
+          <w:sz w:val="32"/>
+          <w:szCs w:val="32"/>
+          <w:lang w:val="en-US"/>
+        </w:rPr>
+        <w:t xml:space="preserve">C# , </w:t>
+      </w:r>
+      <w:r>
+        <w:rPr>
+          <w:rStyle w:val="normaltextrun"/>
+          <w:sz w:val="32"/>
+          <w:szCs w:val="32"/>
+        </w:rPr>
+        <w:t xml:space="preserve">а </w:t>
+      </w:r>
+      <w:r>
+        <w:rPr>
+          <w:rStyle w:val="normaltextrun"/>
+          <w:sz w:val="32"/>
+          <w:szCs w:val="32"/>
+          <w:lang w:val="en-US"/>
+        </w:rPr>
+        <w:t xml:space="preserve">C# </w:t>
+      </w:r>
+      <w:r>
+        <w:rPr>
+          <w:rStyle w:val="normaltextrun"/>
+          <w:sz w:val="32"/>
+          <w:szCs w:val="32"/>
+        </w:rPr>
+        <w:t xml:space="preserve">позволява достъпа до </w:t>
+      </w:r>
+      <w:r>
+        <w:rPr>
+          <w:rStyle w:val="normaltextrun"/>
+          <w:sz w:val="32"/>
+          <w:szCs w:val="32"/>
+          <w:lang w:val="en-US"/>
+        </w:rPr>
+        <w:t xml:space="preserve">.NET </w:t>
+      </w:r>
+      <w:r>
+        <w:rPr>
+          <w:rStyle w:val="normaltextrun"/>
+          <w:sz w:val="32"/>
+          <w:szCs w:val="32"/>
+        </w:rPr>
+        <w:t xml:space="preserve">библиотеките за създаване на </w:t>
+      </w:r>
+      <w:r>
+        <w:rPr>
+          <w:rStyle w:val="normaltextrun"/>
+          <w:sz w:val="32"/>
+          <w:szCs w:val="32"/>
+          <w:lang w:val="en-US"/>
+        </w:rPr>
+        <w:t xml:space="preserve">Web </w:t>
+      </w:r>
+      <w:r>
+        <w:rPr>
+          <w:rStyle w:val="normaltextrun"/>
+          <w:sz w:val="32"/>
+          <w:szCs w:val="32"/>
+        </w:rPr>
+        <w:t xml:space="preserve">апликации . Използваната среда за съхранение на базата данни е </w:t>
+      </w:r>
+      <w:r>
+        <w:rPr>
+          <w:rStyle w:val="normaltextrun"/>
+          <w:sz w:val="32"/>
+          <w:szCs w:val="32"/>
+          <w:lang w:val="en-US"/>
+        </w:rPr>
+        <w:t xml:space="preserve">Microsoft Server Management Studio , </w:t>
+      </w:r>
+      <w:r>
+        <w:rPr>
+          <w:rStyle w:val="normaltextrun"/>
+          <w:sz w:val="32"/>
+          <w:szCs w:val="32"/>
+        </w:rPr>
+        <w:t xml:space="preserve">поради това че функционира добре с </w:t>
+      </w:r>
+      <w:r>
+        <w:rPr>
+          <w:rStyle w:val="normaltextrun"/>
+          <w:sz w:val="32"/>
+          <w:szCs w:val="32"/>
+          <w:lang w:val="en-US"/>
+        </w:rPr>
+        <w:t xml:space="preserve">.NET </w:t>
+      </w:r>
+      <w:r>
+        <w:rPr>
+          <w:rStyle w:val="normaltextrun"/>
+          <w:sz w:val="32"/>
+          <w:szCs w:val="32"/>
+        </w:rPr>
+        <w:t xml:space="preserve">приложения (защото също е направена от </w:t>
+      </w:r>
+      <w:r>
+        <w:rPr>
+          <w:rStyle w:val="normaltextrun"/>
+          <w:sz w:val="32"/>
+          <w:szCs w:val="32"/>
+          <w:lang w:val="en-US"/>
+        </w:rPr>
+        <w:t>Microsoft).</w:t>
+      </w:r>
+      <w:r>
+        <w:rPr>
+          <w:rStyle w:val="normaltextrun"/>
+          <w:sz w:val="32"/>
+          <w:szCs w:val="32"/>
+        </w:rPr>
+        <w:t xml:space="preserve"> Използвани са също и езиците </w:t>
+      </w:r>
+      <w:r>
+        <w:rPr>
+          <w:rStyle w:val="normaltextrun"/>
+          <w:sz w:val="32"/>
+          <w:szCs w:val="32"/>
+          <w:lang w:val="en-US"/>
+        </w:rPr>
+        <w:lastRenderedPageBreak/>
+        <w:t xml:space="preserve">JavaScript/Html/CSS , </w:t>
+      </w:r>
+      <w:r>
+        <w:rPr>
+          <w:rStyle w:val="normaltextrun"/>
+          <w:sz w:val="32"/>
+          <w:szCs w:val="32"/>
+        </w:rPr>
+        <w:t xml:space="preserve">защото те са стандартните програмни езици за работа с </w:t>
+      </w:r>
+      <w:r>
+        <w:rPr>
+          <w:rStyle w:val="normaltextrun"/>
+          <w:sz w:val="32"/>
+          <w:szCs w:val="32"/>
+          <w:lang w:val="en-US"/>
+        </w:rPr>
+        <w:t xml:space="preserve">Web </w:t>
+      </w:r>
+      <w:r>
+        <w:rPr>
+          <w:rStyle w:val="normaltextrun"/>
+          <w:sz w:val="32"/>
+          <w:szCs w:val="32"/>
+        </w:rPr>
+        <w:t>приложения и сайтове.</w:t>
+      </w:r>
+    </w:p>
+    <w:p>
+      <w:pPr>
+        <w:rPr>
+          <w:rStyle w:val="normaltextrun"/>
+          <w:sz w:val="32"/>
+          <w:szCs w:val="32"/>
+        </w:rPr>
+      </w:pPr>
+    </w:p>
+    <w:p>
+      <w:pPr>
+        <w:rPr>
+          <w:rStyle w:val="normaltextrun"/>
+          <w:sz w:val="52"/>
+          <w:szCs w:val="52"/>
+          <w:lang w:val="ru-RU"/>
+        </w:rPr>
+      </w:pPr>
+      <w:r>
+        <w:rPr>
+          <w:rStyle w:val="normaltextrun"/>
+          <w:sz w:val="52"/>
+          <w:szCs w:val="52"/>
+          <w:lang w:val="ru-RU"/>
+        </w:rPr>
+        <w:t>8.</w:t>
+      </w:r>
+      <w:r>
+        <w:rPr>
+          <w:rStyle w:val="normaltextrun"/>
+          <w:sz w:val="52"/>
+          <w:szCs w:val="52"/>
+          <w:lang w:val="ru-RU"/>
+        </w:rPr>
+        <w:t>С</w:t>
+      </w:r>
+      <w:r>
+        <w:rPr>
+          <w:rStyle w:val="normaltextrun"/>
+          <w:sz w:val="52"/>
+          <w:szCs w:val="52"/>
+          <w:lang w:val="ru-RU"/>
+        </w:rPr>
+        <w:t>тъпки, зависещи от конкретния подход за разработка</w:t>
+      </w:r>
+    </w:p>
+    <w:p>
+      <w:pPr>
+        <w:rPr>
+          <w:rStyle w:val="normaltextrun"/>
+          <w:sz w:val="32"/>
+          <w:szCs w:val="32"/>
+        </w:rPr>
+      </w:pPr>
+      <w:r>
+        <w:rPr>
+          <w:rStyle w:val="normaltextrun"/>
+          <w:sz w:val="32"/>
+          <w:szCs w:val="32"/>
+          <w:lang w:val="ru-RU"/>
+        </w:rPr>
+        <w:t xml:space="preserve">Използваната за създаване на проекта </w:t>
+      </w:r>
+      <w:r>
+        <w:rPr>
+          <w:rStyle w:val="normaltextrun"/>
+          <w:sz w:val="32"/>
+          <w:szCs w:val="32"/>
+          <w:lang w:val="en-US"/>
+        </w:rPr>
+        <w:t xml:space="preserve">MVC </w:t>
+      </w:r>
+      <w:r>
+        <w:rPr>
+          <w:rStyle w:val="normaltextrun"/>
+          <w:sz w:val="32"/>
+          <w:szCs w:val="32"/>
+        </w:rPr>
+        <w:t>структура , изисква някои спецификации , за да може да функционира приложението. Трябва да се останови</w:t>
+      </w:r>
+      <w:r>
+        <w:rPr>
+          <w:rStyle w:val="normaltextrun"/>
+          <w:sz w:val="32"/>
+          <w:szCs w:val="32"/>
+          <w:lang w:val="en-US"/>
+        </w:rPr>
+        <w:t xml:space="preserve"> </w:t>
+      </w:r>
+      <w:r>
+        <w:rPr>
+          <w:rStyle w:val="normaltextrun"/>
+          <w:sz w:val="32"/>
+          <w:szCs w:val="32"/>
+        </w:rPr>
+        <w:t xml:space="preserve">връзка към базата данни </w:t>
+      </w:r>
+      <w:r>
+        <w:rPr>
+          <w:rStyle w:val="normaltextrun"/>
+          <w:sz w:val="32"/>
+          <w:szCs w:val="32"/>
+        </w:rPr>
+        <w:t xml:space="preserve"> , за да може да се съхраняват и взимат данните за песни в приложението . Трябва да се направят модели , чрез които се създават обекти . Нужни са контролери , които да съдържат логиката за работа с обектите направени от моделите . </w:t>
+      </w:r>
+      <w:r>
+        <w:rPr>
+          <w:rStyle w:val="normaltextrun"/>
+          <w:sz w:val="32"/>
+          <w:szCs w:val="32"/>
+          <w:lang w:val="en-US"/>
+        </w:rPr>
+        <w:t xml:space="preserve">ViewModels </w:t>
+      </w:r>
+      <w:r>
+        <w:rPr>
+          <w:rStyle w:val="normaltextrun"/>
+          <w:sz w:val="32"/>
+          <w:szCs w:val="32"/>
+        </w:rPr>
+        <w:t>са класове</w:t>
+      </w:r>
+      <w:r>
+        <w:rPr>
+          <w:rStyle w:val="normaltextrun"/>
+          <w:sz w:val="32"/>
+          <w:szCs w:val="32"/>
+        </w:rPr>
+        <w:t>, които се използват за да помагат с четенето</w:t>
+      </w:r>
+      <w:r>
+        <w:rPr>
+          <w:rStyle w:val="normaltextrun"/>
+          <w:sz w:val="32"/>
+          <w:szCs w:val="32"/>
+        </w:rPr>
+        <w:t xml:space="preserve"> и писането на данни в обектите</w:t>
+      </w:r>
+      <w:r>
+        <w:rPr>
+          <w:rStyle w:val="normaltextrun"/>
+          <w:sz w:val="32"/>
+          <w:szCs w:val="32"/>
+        </w:rPr>
+        <w:t xml:space="preserve">, като различните </w:t>
+      </w:r>
+      <w:r>
+        <w:rPr>
+          <w:rStyle w:val="normaltextrun"/>
+          <w:sz w:val="32"/>
+          <w:szCs w:val="32"/>
+          <w:lang w:val="en-US"/>
+        </w:rPr>
+        <w:t>ViewModel-</w:t>
+      </w:r>
+      <w:r>
+        <w:rPr>
+          <w:rStyle w:val="normaltextrun"/>
+          <w:sz w:val="32"/>
+          <w:szCs w:val="32"/>
+        </w:rPr>
+        <w:t>и имат различен подбор от данни</w:t>
+      </w:r>
+      <w:r>
+        <w:rPr>
+          <w:rStyle w:val="normaltextrun"/>
+          <w:sz w:val="32"/>
+          <w:szCs w:val="32"/>
+        </w:rPr>
+        <w:t xml:space="preserve">, които да използват за различни страници от </w:t>
+      </w:r>
+      <w:r>
+        <w:rPr>
+          <w:rStyle w:val="normaltextrun"/>
+          <w:sz w:val="32"/>
+          <w:szCs w:val="32"/>
+          <w:lang w:val="en-US"/>
+        </w:rPr>
+        <w:t xml:space="preserve">Web </w:t>
+      </w:r>
+      <w:r>
+        <w:rPr>
+          <w:rStyle w:val="normaltextrun"/>
+          <w:sz w:val="32"/>
+          <w:szCs w:val="32"/>
+        </w:rPr>
+        <w:t>приложението</w:t>
+      </w:r>
+      <w:r>
+        <w:rPr>
+          <w:rStyle w:val="normaltextrun"/>
+          <w:sz w:val="32"/>
+          <w:szCs w:val="32"/>
+        </w:rPr>
+        <w:t xml:space="preserve">. </w:t>
+      </w:r>
+      <w:r>
+        <w:rPr>
+          <w:rStyle w:val="normaltextrun"/>
+          <w:sz w:val="32"/>
+          <w:szCs w:val="32"/>
+          <w:lang w:val="en-US"/>
+        </w:rPr>
+        <w:t>View-</w:t>
+      </w:r>
+      <w:r>
+        <w:rPr>
+          <w:rStyle w:val="normaltextrun"/>
+          <w:sz w:val="32"/>
+          <w:szCs w:val="32"/>
+        </w:rPr>
+        <w:t xml:space="preserve">тата са структурите </w:t>
+      </w:r>
+      <w:r>
+        <w:rPr>
+          <w:rStyle w:val="normaltextrun"/>
+          <w:sz w:val="32"/>
+          <w:szCs w:val="32"/>
+        </w:rPr>
+        <w:t xml:space="preserve">на страниците в приложението. Те представляват </w:t>
+      </w:r>
+      <w:r>
+        <w:rPr>
+          <w:rStyle w:val="normaltextrun"/>
+          <w:sz w:val="32"/>
+          <w:szCs w:val="32"/>
+        </w:rPr>
+        <w:t xml:space="preserve"> </w:t>
+      </w:r>
+      <w:r>
+        <w:rPr>
+          <w:rStyle w:val="normaltextrun"/>
+          <w:sz w:val="32"/>
+          <w:szCs w:val="32"/>
+        </w:rPr>
+        <w:t>как ще изглежда и как ще е стру</w:t>
+      </w:r>
+      <w:r>
+        <w:rPr>
+          <w:rStyle w:val="normaltextrun"/>
+          <w:sz w:val="32"/>
+          <w:szCs w:val="32"/>
+        </w:rPr>
+        <w:t>ктурирана една страница</w:t>
+      </w:r>
+      <w:r>
+        <w:rPr>
+          <w:rStyle w:val="normaltextrun"/>
+          <w:sz w:val="32"/>
+          <w:szCs w:val="32"/>
+        </w:rPr>
+        <w:t xml:space="preserve">. </w:t>
+      </w:r>
+    </w:p>
+    <w:p>
+      <w:pPr>
+        <w:rPr>
+          <w:rStyle w:val="normaltextrun"/>
+          <w:sz w:val="32"/>
+          <w:szCs w:val="32"/>
+        </w:rPr>
+      </w:pPr>
+    </w:p>
+    <w:p>
+      <w:pPr>
+        <w:rPr>
+          <w:rStyle w:val="normaltextrun"/>
+          <w:sz w:val="52"/>
+          <w:szCs w:val="52"/>
+        </w:rPr>
+      </w:pPr>
+      <w:r>
+        <w:rPr>
+          <w:rStyle w:val="normaltextrun"/>
+          <w:sz w:val="52"/>
+          <w:szCs w:val="52"/>
+          <w:lang w:val="en-US"/>
+        </w:rPr>
+        <w:t>9.</w:t>
+      </w:r>
+      <w:r>
+        <w:rPr>
+          <w:rStyle w:val="normaltextrun"/>
+          <w:sz w:val="52"/>
+          <w:szCs w:val="52"/>
+        </w:rPr>
+        <w:t>Използвани класове</w:t>
+      </w:r>
+    </w:p>
+    <w:p>
+      <w:pPr>
+        <w:rPr>
+          <w:rStyle w:val="normaltextrun"/>
+          <w:sz w:val="32"/>
+          <w:szCs w:val="32"/>
+        </w:rPr>
+      </w:pPr>
+      <w:r>
+        <w:rPr>
+          <w:rStyle w:val="normaltextrun"/>
+          <w:sz w:val="32"/>
+          <w:szCs w:val="32"/>
+          <w:lang w:val="en-US"/>
+        </w:rPr>
+        <w:t xml:space="preserve">Program – </w:t>
+      </w:r>
+      <w:r>
+        <w:rPr>
+          <w:rStyle w:val="normaltextrun"/>
+          <w:sz w:val="32"/>
+          <w:szCs w:val="32"/>
+        </w:rPr>
+        <w:t xml:space="preserve">Класът, който съдържа логиката за подкарване на </w:t>
+      </w:r>
+      <w:r>
+        <w:rPr>
+          <w:rStyle w:val="normaltextrun"/>
+          <w:sz w:val="32"/>
+          <w:szCs w:val="32"/>
+          <w:lang w:val="en-US"/>
+        </w:rPr>
+        <w:t xml:space="preserve">web </w:t>
+      </w:r>
+      <w:r>
+        <w:rPr>
+          <w:rStyle w:val="normaltextrun"/>
+          <w:sz w:val="32"/>
+          <w:szCs w:val="32"/>
+        </w:rPr>
+        <w:t>апликацията.</w:t>
+      </w:r>
+    </w:p>
+    <w:p>
+      <w:pPr>
+        <w:rPr>
+          <w:sz w:val="32"/>
+          <w:szCs w:val="32"/>
+        </w:rPr>
+      </w:pPr>
+      <w:r>
+        <w:rPr>
+          <w:sz w:val="32"/>
+          <w:szCs w:val="32"/>
+          <w:lang w:val="en-US"/>
+        </w:rPr>
+        <w:t>ApplicationDbContext</w:t>
+      </w:r>
+      <w:r>
+        <w:rPr>
+          <w:sz w:val="32"/>
+          <w:szCs w:val="32"/>
+        </w:rPr>
+        <w:t xml:space="preserve"> – В този клас се съдържа информацията за песните, коята се извилича от базата данни, и от коята се пише в базата данни.</w:t>
+      </w:r>
+    </w:p>
+    <w:p>
+      <w:pPr>
+        <w:rPr>
+          <w:sz w:val="32"/>
+          <w:szCs w:val="32"/>
+        </w:rPr>
+      </w:pPr>
+      <w:r>
+        <w:rPr>
+          <w:sz w:val="32"/>
+          <w:szCs w:val="32"/>
+          <w:lang w:val="en-US"/>
+        </w:rPr>
+        <w:t xml:space="preserve">Song – </w:t>
+      </w:r>
+      <w:r>
+        <w:rPr>
+          <w:sz w:val="32"/>
+          <w:szCs w:val="32"/>
+        </w:rPr>
+        <w:t>Това е класът модел, който служи за създаване на обектите за песни.</w:t>
+      </w:r>
+    </w:p>
+    <w:p>
+      <w:pPr>
+        <w:rPr>
+          <w:sz w:val="32"/>
+          <w:szCs w:val="32"/>
+        </w:rPr>
+      </w:pPr>
+      <w:r>
+        <w:rPr>
+          <w:sz w:val="32"/>
+          <w:szCs w:val="32"/>
+          <w:lang w:val="en-US"/>
+        </w:rPr>
+        <w:lastRenderedPageBreak/>
+        <w:t xml:space="preserve">Genres – </w:t>
+      </w:r>
+      <w:r>
+        <w:rPr>
+          <w:sz w:val="32"/>
+          <w:szCs w:val="32"/>
+        </w:rPr>
+        <w:t>Клас, който съдържа статичен ли</w:t>
+      </w:r>
+      <w:r>
+        <w:rPr>
+          <w:sz w:val="32"/>
+          <w:szCs w:val="32"/>
+        </w:rPr>
+        <w:t>ст с популярни жанрове на песни, с цел да помага в създаването на обекти.</w:t>
+      </w:r>
+    </w:p>
+    <w:p>
+      <w:pPr>
+        <w:rPr>
+          <w:sz w:val="32"/>
+          <w:szCs w:val="32"/>
+        </w:rPr>
+      </w:pPr>
+      <w:r>
+        <w:rPr>
+          <w:sz w:val="32"/>
+          <w:szCs w:val="32"/>
+          <w:lang w:val="en-US"/>
+        </w:rPr>
+        <w:t xml:space="preserve">HomeController – </w:t>
+      </w:r>
+      <w:r>
+        <w:rPr>
+          <w:sz w:val="32"/>
+          <w:szCs w:val="32"/>
+        </w:rPr>
+        <w:t>Класът за контролера, който съдържа всички методи, които позволяват работата между базата данни и потребителският интерфейс.</w:t>
+      </w:r>
+    </w:p>
+    <w:p>
+      <w:pPr>
+        <w:rPr>
+          <w:sz w:val="32"/>
+          <w:szCs w:val="32"/>
+        </w:rPr>
+      </w:pPr>
+      <w:r>
+        <w:rPr>
+          <w:sz w:val="32"/>
+          <w:szCs w:val="32"/>
+          <w:lang w:val="en-US"/>
+        </w:rPr>
+        <w:t xml:space="preserve">AddSongViewModel/BasicSongViewModel/DeleteSongViewModel – </w:t>
+      </w:r>
+      <w:r>
+        <w:rPr>
+          <w:sz w:val="32"/>
+          <w:szCs w:val="32"/>
+        </w:rPr>
+        <w:t>кл</w:t>
+      </w:r>
+      <w:r>
+        <w:rPr>
+          <w:sz w:val="32"/>
+          <w:szCs w:val="32"/>
+        </w:rPr>
+        <w:t xml:space="preserve">асове, които служат за помощ с иползването на данни от модела </w:t>
+      </w:r>
+      <w:r>
+        <w:rPr>
+          <w:sz w:val="32"/>
+          <w:szCs w:val="32"/>
+          <w:lang w:val="en-US"/>
+        </w:rPr>
+        <w:t xml:space="preserve">Song </w:t>
+      </w:r>
+      <w:r>
+        <w:rPr>
+          <w:sz w:val="32"/>
+          <w:szCs w:val="32"/>
+        </w:rPr>
+        <w:t>в страниците на апликацията.</w:t>
+      </w:r>
+    </w:p>
+    <w:p>
+      <w:pPr>
+        <w:rPr>
+          <w:sz w:val="32"/>
+          <w:szCs w:val="32"/>
+        </w:rPr>
+      </w:pPr>
+      <w:r>
+        <w:rPr>
+          <w:sz w:val="32"/>
+          <w:szCs w:val="32"/>
+          <w:lang w:val="en-US"/>
+        </w:rPr>
+        <w:t>Add</w:t>
+      </w:r>
+      <w:r>
+        <w:rPr>
+          <w:sz w:val="32"/>
+          <w:szCs w:val="32"/>
+        </w:rPr>
+        <w:t>/</w:t>
+      </w:r>
+      <w:r>
+        <w:rPr>
+          <w:sz w:val="32"/>
+          <w:szCs w:val="32"/>
+          <w:lang w:val="en-US"/>
+        </w:rPr>
+        <w:t xml:space="preserve">Edit/Delete/Index – View </w:t>
+      </w:r>
+      <w:r>
+        <w:rPr>
+          <w:sz w:val="32"/>
+          <w:szCs w:val="32"/>
+        </w:rPr>
+        <w:t>файлoвете, които съдържат структурата на страниците за апликацията.</w:t>
+      </w:r>
+    </w:p>
+    <w:p>
+      <w:pPr>
+        <w:rPr>
+          <w:sz w:val="52"/>
+          <w:szCs w:val="52"/>
+        </w:rPr>
+      </w:pPr>
     </w:p>
     <w:sectPr>
       <w:pgSz w:w="11906" w:h="16838"/>
@@ -2653,7 +2669,7 @@
 </file>
 
 <file path=customXml/itemProps1.xml><?xml version="1.0" encoding="utf-8"?>
-<ds:datastoreItem xmlns:ds="http://schemas.openxmlformats.org/officeDocument/2006/customXml" ds:itemID="{542DCFE4-D748-42C4-9080-34B7E91C48A1}">
+<ds:datastoreItem xmlns:ds="http://schemas.openxmlformats.org/officeDocument/2006/customXml" ds:itemID="{EC533288-43E4-44EE-8D81-27E02FF13BB5}">
   <ds:schemaRefs>
     <ds:schemaRef ds:uri="http://schemas.openxmlformats.org/officeDocument/2006/bibliography"/>
   </ds:schemaRefs>
